--- a/SAJE_292892_revision/deliverables_round3/03_Manuscript_Revised_Clean.docx
+++ b/SAJE_292892_revision/deliverables_round3/03_Manuscript_Revised_Clean.docx
@@ -1184,7 +1184,7 @@
       </w:r>
       <w:r>
         <w:rPr/>
-        <w:t xml:space="preserve"> contains country and industry indicators and log total assets and its square, measured in the base year. Assumption (2) concerns changes in outcomes, so level differences between scored and never-scored firms do not violate it, but a different growth path before coverage would.</w:t>
+        <w:t xml:space="preserve"> contains country and industry indicators and log total assets and its square, measured in the base year. This assumption concerns changes in outcomes, so level differences between scored and never-scored firms do not violate it, but a different growth path before coverage would.</w:t>
       </w:r>
     </w:p>
     <w:p>
@@ -1195,7 +1195,7 @@
       </w:pPr>
       <w:r>
         <w:rPr/>
-        <w:t>The pooled sample violates the analogous condition before the base year (Section 5.2). Two arguments make assumption (2) plausible in parts of the sample, and one argues against it. In the large Malaysian wave the pre-coverage estimates show no detectable run-up, so for these firms the assumption does not require a trend to stop; the run-up interval is wide, however (−7.4% to 15.2%), and the wave split is exploratory. If the provider adds firms once they cross a size or visibility threshold, relative growth stops being a reason for selection after the threshold, and conditioning on base-year size compares firms on the same side of it. Against it, if part of the run-up was transitory, scored firms would have fallen back even without a score, and the estimates would understate any effect of coverage. We therefore treat the post-coverage estimates as conditional on assumption (2) and give most weight to evidence that does not depend on it: the ordering of growth and entry, and the contrast between waves with and without a run-up.</w:t>
+        <w:t>The pooled sample violates the analogous condition before the base year (Section 5.2). Two arguments make it plausible in parts of the sample, and one argues against it. In the large Malaysian wave the pre-coverage estimates show no detectable run-up, so for these firms the assumption does not require a trend to stop; the run-up interval is wide, however (−7.4% to 15.2%), and the wave split is exploratory. If the provider adds firms once they cross a size or visibility threshold, relative growth stops being a reason for selection after the threshold, and conditioning on base-year size compares firms on the same side of it. Against it, if part of the run-up was transitory, scored firms would have fallen back even without a score, and the estimates would understate any effect of coverage. We therefore treat the post-coverage estimates as conditional on the parallel trends assumption and give most weight to evidence that does not depend on it: the ordering of growth and entry, and the contrast between waves with and without a run-up.</w:t>
       </w:r>
     </w:p>
     <w:p>
@@ -2313,7 +2313,7 @@
       </w:pPr>
       <w:r>
         <w:rPr/>
-        <w:t>Because the pre-coverage estimates cast doubt on assumption (2), we add three exploratory checks. The first removes a linear pre-coverage trend that passes through zero in the base year (row R7); the second adds the growth of log market capitalization from year g − 3 to the base year to X</w:t>
+        <w:t>Because the pre-coverage estimates cast doubt on the parallel trends assumption, we add three exploratory checks. The first removes a linear pre-coverage trend that passes through zero in the base year (row R7); the second adds the growth of log market capitalization from year g − 3 to the base year to X</w:t>
       </w:r>
       <w:r>
         <w:rPr>
@@ -2323,7 +2323,7 @@
       </w:r>
       <w:r>
         <w:rPr/>
-        <w:t xml:space="preserve"> (row R8). The third bounds the bias in the spirit of the relative-magnitude restriction of Rambachan and Roth (2023). Let δ(e) denote the post-coverage violation of assumption (2) in event year e; we assume</w:t>
+        <w:t xml:space="preserve"> (row R8). The third bounds the bias in the spirit of the relative-magnitude restriction of Rambachan and Roth (2023). Let δ(e) denote the post-coverage violation of the parallel trends assumption in event year e; we assume</w:t>
       </w:r>
     </w:p>
     <w:p>
@@ -2887,7 +2887,7 @@
       </w:pPr>
       <w:r>
         <w:rPr/>
-        <w:t>The pre-analysis plan fixed six checks, labeled R1 to R6 in the results. They add not-yet-scored firms to the controls (R1), drop the covariates (R2), exclude the 2020 and 2021 cohorts (R3), keep only control firms whose base-year log total assets reach the 10th percentile among scored firms of the same cohort (R4), date coverage three years early as a placebo (R5), and estimate Eq. (8) (R6). All other checks are exploratory.</w:t>
+        <w:t>The pre-analysis plan fixed six checks, labeled R1 to R6 in the results. They add not-yet-scored firms to the controls (R1), drop the covariates (R2), exclude the 2020 and 2021 cohorts (R3), keep only control firms whose base-year log total assets reach the 10th percentile among scored firms of the same cohort (R4), date coverage three years early as a placebo (R5), and estimate the TWFE regression (R6). All other checks are exploratory.</w:t>
       </w:r>
     </w:p>
     <w:p>
@@ -4007,7 +4007,7 @@
       </w:pPr>
       <w:r>
         <w:rPr/>
-        <w:t>Figure 1 plots the event-time estimates of Eq. (5). Before the first recorded score, the estimates for market capitalization and MTB are negative and rise toward zero; in event years −5 and −4, the MTB estimates are −0.095 and −0.082 (p = 0.015 and p = 0.015). From event year −5 to the base year, scored firms' market capitalization grew 14.1% more than that of never-scored firms, and their MTB ratio 10.0% more; we call this relative growth the run-up. The joint pre-trend test rejects for market capitalization (p = 0.022) but not at the 5% level for MTB (p = 0.074). The MTB non-rejection is not evidence of parallel trends: the estimates for event years −5 and −4 differ from zero, and pre-trend tests have low power (Roth, 2022). After the first recorded score, the MTB estimates for event years 0 to 3 lie between −0.044 and 0.017, and none differs from zero at the 5% level; event year 4 rests on only 141 scored firms and is excluded from Eq. (6). The MTB gap thus widens before coverage and stops widening afterward. Only reading the post-coverage part as an effect of coverage depends on assumption (2).</w:t>
+        <w:t>Figure 1 plots the event-time estimates. Before the first recorded score, the estimates for market capitalization and MTB are negative and rise toward zero; in event years −5 and −4, the MTB estimates are −0.095 and −0.082 (p = 0.015 and p = 0.015). From event year −5 to the base year, scored firms' market capitalization grew 14.1% more than that of never-scored firms, and their MTB ratio 10.0% more; we call this relative growth the run-up. The joint pre-trend test rejects for market capitalization (p = 0.022) but not at the 5% level for MTB (p = 0.074). The MTB non-rejection is not evidence of parallel trends: the estimates for event years −5 and −4 differ from zero, and pre-trend tests have low power (Roth, 2022). After the first recorded score, the MTB estimates for event years 0 to 3 lie between −0.044 and 0.017, and none differs from zero at the 5% level; event year 4 rests on only 141 scored firms and is excluded from the headline estimate. The MTB gap thus widens before coverage and stops widening afterward. Only reading the post-coverage part as an effect of coverage depends on the parallel trends assumption.</w:t>
       </w:r>
     </w:p>
     <w:p>
@@ -4165,7 +4165,7 @@
           <w:color w:val="000000"/>
           <w:sz w:val="24"/>
         </w:rPr>
-        <w:t>5.3 Average Change After Entry Under Assumption (2)</w:t>
+        <w:t>5.3 Average Change After Entry Under Parallel Trends</w:t>
       </w:r>
     </w:p>
     <w:p>
@@ -4176,7 +4176,7 @@
       </w:pPr>
       <w:r>
         <w:rPr/>
-        <w:t>Table 2 reports the headline estimates of Eq. (6). The change in log MTB is 0.002, with a 95% confidence interval of −0.046 to 0.048, so the data are compatible with changes in the MTB ratio from −4.5% to 4.9%; the MDE is about 7.0%. With the cluster bootstrap, the interval is −0.050 to 0.053. After Holm adjustment, no secondary outcome changes significantly at the 5% level: log market capitalization changes by −0.055 (p = 0.134), leverage by 0.8 percentage points (p = 0.134), and log total assets by 0.044 (p = 0.053). The MTB estimate shows no sign of the gain that the recognition channel predicts (Merton, 1987).</w:t>
+        <w:t>Table 2 reports the headline estimates. The change in log MTB is 0.002, with a 95% confidence interval of −0.046 to 0.048, so the data are compatible with changes in the MTB ratio from −4.5% to 4.9%; the MDE is about 7.0%. With the cluster bootstrap, the interval is −0.050 to 0.053. After Holm adjustment, no secondary outcome changes significantly at the 5% level: log market capitalization changes by −0.055 (p = 0.134), leverage by 0.8 percentage points (p = 0.134), and log total assets by 0.044 (p = 0.053). The MTB estimate shows no sign of the gain that the recognition channel predicts (Merton, 1987).</w:t>
       </w:r>
     </w:p>
     <w:p>
@@ -4195,7 +4195,7 @@
         <w:rPr>
           <w:sz w:val="22"/>
         </w:rPr>
-        <w:t>change after the first recorded LSEG ESG score over event years 0 to 3, under assumption (2)</w:t>
+        <w:t>change after the first recorded LSEG ESG score over event years 0 to 3, under parallel trends</w:t>
       </w:r>
     </w:p>
     <w:tbl>
@@ -8975,7 +8975,7 @@
       </w:pPr>
       <w:r>
         <w:rPr/>
-        <w:t>Row R11 keeps the 7 cohorts observed through event year 3 and gives −0.008 (p = 0.806), so changing cohort composition does not explain the headline estimate. Removing a linear pre-trend (row R7) gives −0.052, and matching on pre-coverage growth (row R8) gives 0.028; both intervals include zero. Under the bounds of Eq. (7) (Table S7), with M̄ = 0.25 the interval for the MTB effect is −0.071 to 0.073, and any departure with M̄ above 0.01 admits a 5% increase. Under the one-year-later dating, the decline loses significance with M̄ = 0.25, when its interval runs from −0.138 to 0.002. Departures from parallel trends smaller than those observed before coverage are therefore enough to change the reading of either dating.</w:t>
+        <w:t>Row R11 keeps the 7 cohorts observed through event year 3 and gives −0.008 (p = 0.806), so changing cohort composition does not explain the headline estimate. Removing a linear pre-trend (row R7) gives −0.052, and matching on pre-coverage growth (row R8) gives 0.028; both intervals include zero. Under the relative-magnitude bounds (Table S7), with M̄ = 0.25 the interval for the MTB effect is −0.071 to 0.073, and any departure with M̄ above 0.01 admits a 5% increase. Under the one-year-later dating, the decline loses significance with M̄ = 0.25, when its interval runs from −0.138 to 0.002. Departures from parallel trends smaller than those observed before coverage are therefore enough to change the reading of either dating.</w:t>
       </w:r>
     </w:p>
     <w:p>
@@ -12375,7 +12375,7 @@
       </w:pPr>
       <w:r>
         <w:rPr/>
-        <w:t>The pooled estimate weights cohorts and event years by the number of scored firms in each cell (Eq. 6). Malaysian firms carry 55.2% of the weight in the headline MTB estimate and Thai firms 26.7%, together 81.9%; the Malaysian wave of 2021 and 2022 alone carries 44.1%, and firm-years from 2021 to 2024 carry 87.2% (Table S10). The pooled estimate therefore describes mainly the Malaysian expansion and the Thai cohorts after the COVID-19 pandemic, not an average effect for the five markets; the estimates for Indonesia, the Philippines, and Singapore in Table S11 rest on too few scored firms to support conclusions. Under assumption (2), the largest increase compatible with the headline interval is of the same order as the announcement return of 4.86% that Demiroglu and Ryngaert (2010) report for the first analyst coverage of neglected stocks, and because annual ratios miss short-lived price pressure, our estimates concern lasting revaluation (Chen et al., 2004).</w:t>
+        <w:t>The pooled estimate weights cohorts and event years by the number of scored firms in each cell. Malaysian firms carry 55.2% of the weight in the headline MTB estimate and Thai firms 26.7%, together 81.9%; the Malaysian wave of 2021 and 2022 alone carries 44.1%, and firm-years from 2021 to 2024 carry 87.2% (Table S10). The pooled estimate therefore describes mainly the Malaysian expansion and the Thai cohorts after the COVID-19 pandemic, not an average effect for the five markets; the estimates for Indonesia, the Philippines, and Singapore in Table S11 rest on too few scored firms to support conclusions. Under the parallel trends assumption, the largest increase compatible with the headline interval is of the same order as the announcement return of 4.86% that Demiroglu and Ryngaert (2010) report for the first analyst coverage of neglected stocks, and because annual ratios miss short-lived price pressure, our estimates concern lasting revaluation (Chen et al., 2004).</w:t>
       </w:r>
     </w:p>
     <w:p>
@@ -12420,7 +12420,7 @@
       </w:pPr>
       <w:r>
         <w:rPr/>
-        <w:t>The clearest result is an ordering of events: firms entered the scored universe after their MTB ratio and market capitalization had grown faster than those of never-scored firms, and their MTB ratio stopped gaining afterward. The provider may have added firms once they were large and visible enough to matter to its clients, or firms may have become scoreable by reporting, joining an index, or issuing equity; the fall in leverage toward the base year fits equity issuance. Either way, entry marks the end of a period of relative growth, not a random draw, and this finding does not rest on assumption (2) or on the dating of publication.</w:t>
+        <w:t>The clearest result is an ordering of events: firms entered the scored universe after their MTB ratio and market capitalization had grown faster than those of never-scored firms, and their MTB ratio stopped gaining afterward. The provider may have added firms once they were large and visible enough to matter to its clients, or firms may have become scoreable by reporting, joining an index, or issuing equity; the fall in leverage toward the base year fits equity issuance. Either way, entry marks the end of a period of relative growth, not a random draw, and this finding does not rest on the parallel trends assumption or on the dating of publication.</w:t>
       </w:r>
     </w:p>
     <w:p>
@@ -12476,7 +12476,7 @@
       </w:pPr>
       <w:r>
         <w:rPr/>
-        <w:t>Recognition predicts a lasting gain for every newly scored firm; we detect none under assumption (2), but without ownership, trading, or fund-holding data we cannot tell whether recognition did not increase or whether it increased without moving prices. Preferences predict opposite signs for high- and low-score entrants, and the split in Section 5.9 cannot detect a moderate difference. The absence of a detected gain fits the evidence on certification by sustainability indices (Durand et al., 2019; Hawn et al., 2018) and contrasts with the price effects of MSCI downgrades (Berg, Heeb, et al., 2022). Two features of our setting may explain the contrast: U.S. ESG fund holdings respond to MSCI ratings, not to those of other providers (Berg, Heeb, et al., 2022), and scored firms were large and visible before coverage, which leaves less room for recognition (Merton, 1987). Unlike U.S. evidence that coverage changes firm conduct and payout (Bikmetova &amp; Pirinsky, 2026; Tsang et al., 2024, 2025), we find no stable change in leverage or total assets. The run-up also fits evidence that realized green returns reflect unexpected shifts in ESG demand (Pástor et al., 2022), but without ownership data we cannot tell whether ESG investors bought these firms before or after coverage.</w:t>
+        <w:t>Recognition predicts a lasting gain for every newly scored firm; we detect none under parallel trends, but without ownership, trading, or fund-holding data we cannot tell whether recognition did not increase or whether it increased without moving prices. Preferences predict opposite signs for high- and low-score entrants, and the split in Section 5.9 cannot detect a moderate difference. The absence of a detected gain fits the evidence on certification by sustainability indices (Durand et al., 2019; Hawn et al., 2018) and contrasts with the price effects of MSCI downgrades (Berg, Heeb, et al., 2022). Two features of our setting may explain the contrast: U.S. ESG fund holdings respond to MSCI ratings, not to those of other providers (Berg, Heeb, et al., 2022), and scored firms were large and visible before coverage, which leaves less room for recognition (Merton, 1987). Unlike U.S. evidence that coverage changes firm conduct and payout (Bikmetova &amp; Pirinsky, 2026; Tsang et al., 2024, 2025), we find no stable change in leverage or total assets. The run-up also fits evidence that realized green returns reflect unexpected shifts in ESG demand (Pástor et al., 2022), but without ownership data we cannot tell whether ESG investors bought these firms before or after coverage.</w:t>
       </w:r>
     </w:p>
     <w:p>

--- a/SAJE_292892_revision/deliverables_round3/03_Manuscript_Revised_Clean.docx
+++ b/SAJE_292892_revision/deliverables_round3/03_Manuscript_Revised_Clean.docx
@@ -36,7 +36,7 @@
       </w:pPr>
       <w:r>
         <w:rPr/>
-        <w:t>Most listed firms in Southeast Asia have no environmental, social, and governance (ESG) score, so investors who screen on scores cannot hold them. We ask which firms enter the London Stock Exchange Group (LSEG) ESG database and what happens to their valuation around entry. We compare 675 non-financial firms in Indonesia, Malaysia, the Philippines, Singapore, and Thailand that received a first recorded score with 2,613 never-scored firms. Entry is selective. Scored firms are larger, and on average their market-to-book ratio had grown 10.0% more than that of similar firms over the five years before the first recorded score, a run-up not detected in a broad Malaysian wave. After entry, the valuation gap stops widening, but whether coverage itself changed valuations depends on when investors first saw the score and on untestable trend assumptions. Research and investment screens that compare rated with unrated firms should model who gets rated and when.</w:t>
+        <w:t>Most listed firms in Southeast Asia have no environmental, social, and governance (ESG) score, so investors who screen on scores cannot hold them. We ask which firms enter the London Stock Exchange Group (LSEG) ESG database and what happens to their valuation around entry. We compare 675 non-financial firms in Indonesia, Malaysia, the Philippines, Singapore, and Thailand that received a first recorded score with 2,613 never-scored firms. Entry is selective. Scored firms are larger, and on average their market-to-book ratio had grown 10.0% more than that of similar firms in the years before their first recorded score, a run-up not detected in a broad Malaysian wave. After entry, the valuation gap stops widening, but whether coverage itself changed valuations depends on when investors first saw the score and on untestable trend assumptions. Research and investment screens that compare rated with unrated firms should model who gets rated and when.</w:t>
       </w:r>
     </w:p>
     <w:p>
@@ -137,7 +137,7 @@
       </w:pPr>
       <w:r>
         <w:rPr/>
-        <w:t>The evidence has three parts. First, entry is selective. Scored firms are larger, and from five years before the first recorded score to the base year (the year before it) their market capitalization grew 14.1% more than that of never-scored firms of similar size, country, and industry (95% interval 3.1% to 25.3%) and their market-to-book (MTB) ratio 10.0% more (1.9% to 18.2%). The run-up is large in the 108 Thai and Singaporean firms first scored in 2019 and 2020 and not detected in the 289 Malaysian firms first scored in 2021 and 2022, the largest wave in the data (95% interval −7.4% to 15.2%). Second, after entry the MTB gap stops widening, but the data do not pin down a causal effect of coverage. Under parallel trends from the base year, the average change in log MTB over the first four years is 0.002 (95% interval −0.046 to 0.048); dated one year later, when a score could first have been public, the change is −6.6%. Most of this difference arises because the later dating measures valuations from the first recorded year, the high point of the relative MTB path, and the decline appears only in the waves that had a run-up. Third, a static two-way fixed effects regression on the same data attributes a 6.6% MTB increase to coverage, largely an artifact of comparing firms after entry with the same firms before their growth.</w:t>
+        <w:t>The evidence has three parts. First, entry is selective. Scored firms are larger, and from five years before the first recorded score to the base year (the year before it) their market capitalization grew 14.1% more than that of never-scored firms of similar size, country, and industry (95% interval 3.1% to 25.3%) and their market-to-book (MTB) ratio 10.0% more (1.9% to 18.2%). The run-up is large in the 108 Thai and Singaporean firms first scored in 2019 and 2020 and not detected in the 289 Malaysian firms first scored in 2021 and 2022, the largest wave in the data (95% interval −7.4% to 15.2%). Second, after entry the MTB gap stops widening, but the data do not pin down a causal effect of coverage. Under parallel trends from the base year, the average change in log MTB over the first four years is 0.002 (95% interval −0.046 to 0.048); dated one year later, when a score could first have been public, the change is −6.6%. Most of this difference arises because the later dating measures valuations from the first recorded year, after the cohorts' own rise in that year, and the decline appears only in the waves that had a run-up. Third, a static two-way fixed effects regression on the same data attributes a 6.6% MTB increase to coverage, largely an artifact of comparing firms after entry with the same firms before their growth.</w:t>
       </w:r>
     </w:p>
     <w:p>
@@ -457,7 +457,7 @@
       </w:pPr>
       <w:r>
         <w:rPr/>
-        <w:t>The data combine the annual LSEG ESG score (LSEG, 2025), not the controversy-adjusted combined score, with accounting and market data from Compustat Global (S&amp;P Global Market Intelligence, 2025) for 3,709 listed firms (40,799 firm-years from 2014 to 2024). Firms enter the panel when they list, but every firm in the extract has data in 2024, so firms that delisted between 2014 and 2023 are absent from both the scored and the never-scored groups. The sample therefore conditions on survival to 2024, and without delisting data we cannot sign the resulting bias.</w:t>
+        <w:t>The data combine the annual LSEG ESG score (LSEG, 2025), not the controversy-adjusted combined score, with accounting and market data from Compustat Global (S&amp;P Global Market Intelligence, 2025) for 3,709 listed firms, each with a row for every year from 2014 to 2024; rows before a firm lists carry no data (3,647 rows). Every firm in the extract has data in 2024, so firms that delisted between 2014 and 2023 are absent from both the scored and the never-scored groups. The sample therefore conditions on survival to 2024, and without delisting data we cannot sign the resulting bias.</w:t>
       </w:r>
     </w:p>
     <w:p>
@@ -468,7 +468,7 @@
       </w:pPr>
       <w:r>
         <w:rPr/>
-        <w:t>Firms that never receive a score in our sample are never-scored and form the comparison group. Dropping financial firms leaves 3,423 firms. A firm's first recorded score year, g, is its first fiscal year with an LSEG ESG score, and its base year is g − 1. Only 17 of the 675 scored firms have a later year without a score, so we treat coverage as permanent, the staggered-adoption setting of Callaway and Sant'Anna (2021). Excluding the 135 firms scored in 2014, which have no pre-coverage year, leaves 3,288 firms and 36,168 firm-years: 675 firms first scored between 2015 and 2024 and 2,613 never-scored firms. A firm-year enters an estimate only if its outcome is observed in both the base year and the comparison year (Tables S2 and S3 of the supplementary material). The source data contain no MTB ratio at or below zero, so firm-years with negative book equity appear as missing, like firm-years without market or accounting data. Log MTB ratios are missing for 28.0% of never-scored and 12.7% of scored firm-years.</w:t>
+        <w:t>Firms that never receive a score in our sample are never-scored and form the comparison group. Dropping financial firms leaves 3,423 firms. A firm's first recorded score year, g, is its first fiscal year with an LSEG ESG score, and its base year is g − 1. Only 17 of the 675 scored firms have a later year without a score, so we treat coverage as permanent, the staggered-adoption setting of Callaway and Sant'Anna (2021). Excluding the 135 firms scored in 2014, which have no pre-coverage year, leaves 3,288 firms with 32,521 listed firm-years: 675 firms first scored between 2015 and 2024 and 2,613 never-scored firms. A firm-year enters an estimate only if its outcome is observed in both the base year and the comparison year (Tables S2 and S3 of the supplementary material). The source data contain no MTB ratio at or below zero, so firm-years with negative book equity appear as missing, like firm-years without market or accounting data. Log MTB ratios are missing for 18.5% of never-scored and 9.0% of scored listed firm-years.</w:t>
       </w:r>
     </w:p>
     <w:p>
@@ -7800,10 +7800,11 @@
         <w:tblLook w:firstColumn="1" w:firstRow="1" w:lastColumn="0" w:lastRow="0" w:noHBand="0" w:noVBand="1" w:val="04A0"/>
       </w:tblPr>
       <w:tblGrid>
-        <w:gridCol w:w="4752"/>
+        <w:gridCol w:w="3960"/>
+        <w:gridCol w:w="1512"/>
         <w:gridCol w:w="1655"/>
-        <w:gridCol w:w="1800"/>
         <w:gridCol w:w="1152"/>
+        <w:gridCol w:w="1080"/>
       </w:tblGrid>
       <w:tr>
         <w:trPr>
@@ -7812,7 +7813,7 @@
         </w:trPr>
         <w:tc>
           <w:tcPr>
-            <w:tcW w:type="dxa" w:w="4752"/>
+            <w:tcW w:type="dxa" w:w="3960"/>
             <w:tcBorders>
               <w:top w:val="single" w:sz="6" w:color="000000"/>
               <w:bottom w:val="single" w:sz="6" w:color="000000"/>
@@ -7830,6 +7831,30 @@
                 <w:sz w:val="18"/>
               </w:rPr>
               <w:t>Specification</w:t>
+            </w:r>
+          </w:p>
+        </w:tc>
+        <w:tc>
+          <w:tcPr>
+            <w:tcW w:type="dxa" w:w="1512"/>
+            <w:tcBorders>
+              <w:top w:val="single" w:sz="6" w:color="000000"/>
+              <w:bottom w:val="single" w:sz="6" w:color="000000"/>
+            </w:tcBorders>
+          </w:tcPr>
+          <w:p>
+            <w:pPr>
+              <w:keepNext/>
+              <w:spacing w:after="0" w:line="240" w:lineRule="auto"/>
+              <w:jc w:val="center"/>
+            </w:pPr>
+            <w:r/>
+            <w:r>
+              <w:rPr>
+                <w:b/>
+                <w:sz w:val="18"/>
+              </w:rPr>
+              <w:t>ln(MTB)</w:t>
             </w:r>
           </w:p>
         </w:tc>
@@ -7853,30 +7878,6 @@
                 <w:b/>
                 <w:sz w:val="18"/>
               </w:rPr>
-              <w:t>ln(MTB)</w:t>
-            </w:r>
-          </w:p>
-        </w:tc>
-        <w:tc>
-          <w:tcPr>
-            <w:tcW w:type="dxa" w:w="1800"/>
-            <w:tcBorders>
-              <w:top w:val="single" w:sz="6" w:color="000000"/>
-              <w:bottom w:val="single" w:sz="6" w:color="000000"/>
-            </w:tcBorders>
-          </w:tcPr>
-          <w:p>
-            <w:pPr>
-              <w:keepNext/>
-              <w:spacing w:after="0" w:line="240" w:lineRule="auto"/>
-              <w:jc w:val="center"/>
-            </w:pPr>
-            <w:r/>
-            <w:r>
-              <w:rPr>
-                <w:b/>
-                <w:sz w:val="18"/>
-              </w:rPr>
               <w:t>ln(market cap)</w:t>
             </w:r>
           </w:p>
@@ -7905,6 +7906,30 @@
             </w:r>
           </w:p>
         </w:tc>
+        <w:tc>
+          <w:tcPr>
+            <w:tcW w:type="dxa" w:w="1080"/>
+            <w:tcBorders>
+              <w:top w:val="single" w:sz="6" w:color="000000"/>
+              <w:bottom w:val="single" w:sz="6" w:color="000000"/>
+            </w:tcBorders>
+          </w:tcPr>
+          <w:p>
+            <w:pPr>
+              <w:keepNext/>
+              <w:spacing w:after="0" w:line="240" w:lineRule="auto"/>
+              <w:jc w:val="center"/>
+            </w:pPr>
+            <w:r/>
+            <w:r>
+              <w:rPr>
+                <w:b/>
+                <w:sz w:val="18"/>
+              </w:rPr>
+              <w:t>Control firms</w:t>
+            </w:r>
+          </w:p>
+        </w:tc>
       </w:tr>
       <w:tr>
         <w:trPr>
@@ -7912,7 +7937,7 @@
         </w:trPr>
         <w:tc>
           <w:tcPr>
-            <w:tcW w:type="dxa" w:w="4752"/>
+            <w:tcW w:type="dxa" w:w="3960"/>
           </w:tcPr>
           <w:p>
             <w:pPr>
@@ -7931,6 +7956,34 @@
         </w:tc>
         <w:tc>
           <w:tcPr>
+            <w:tcW w:type="dxa" w:w="1512"/>
+          </w:tcPr>
+          <w:p>
+            <w:pPr>
+              <w:keepNext/>
+              <w:spacing w:after="0" w:line="240" w:lineRule="auto"/>
+              <w:jc w:val="center"/>
+            </w:pPr>
+            <w:r/>
+            <w:r>
+              <w:rPr>
+                <w:sz w:val="18"/>
+              </w:rPr>
+              <w:t>0.002</w:t>
+            </w:r>
+            <w:r>
+              <w:br/>
+            </w:r>
+            <w:r>
+              <w:rPr>
+                <w:sz w:val="18"/>
+              </w:rPr>
+              <w:t>(0.024)</w:t>
+            </w:r>
+          </w:p>
+        </w:tc>
+        <w:tc>
+          <w:tcPr>
             <w:tcW w:type="dxa" w:w="1656"/>
           </w:tcPr>
           <w:p>
@@ -7944,7 +7997,7 @@
               <w:rPr>
                 <w:sz w:val="18"/>
               </w:rPr>
-              <w:t>0.002</w:t>
+              <w:t>−0.055*</w:t>
             </w:r>
             <w:r>
               <w:br/>
@@ -7953,13 +8006,13 @@
               <w:rPr>
                 <w:sz w:val="18"/>
               </w:rPr>
-              <w:t>(0.024)</w:t>
-            </w:r>
-          </w:p>
-        </w:tc>
-        <w:tc>
-          <w:tcPr>
-            <w:tcW w:type="dxa" w:w="1800"/>
+              <w:t>(0.030)</w:t>
+            </w:r>
+          </w:p>
+        </w:tc>
+        <w:tc>
+          <w:tcPr>
+            <w:tcW w:type="dxa" w:w="1152"/>
           </w:tcPr>
           <w:p>
             <w:pPr>
@@ -7972,22 +8025,13 @@
               <w:rPr>
                 <w:sz w:val="18"/>
               </w:rPr>
-              <w:t>−0.055*</w:t>
-            </w:r>
-            <w:r>
-              <w:br/>
-            </w:r>
-            <w:r>
-              <w:rPr>
-                <w:sz w:val="18"/>
-              </w:rPr>
-              <w:t>(0.030)</w:t>
-            </w:r>
-          </w:p>
-        </w:tc>
-        <w:tc>
-          <w:tcPr>
-            <w:tcW w:type="dxa" w:w="1152"/>
+              <w:t>625</w:t>
+            </w:r>
+          </w:p>
+        </w:tc>
+        <w:tc>
+          <w:tcPr>
+            <w:tcW w:type="dxa" w:w="1080"/>
           </w:tcPr>
           <w:p>
             <w:pPr>
@@ -8000,7 +8044,7 @@
               <w:rPr>
                 <w:sz w:val="18"/>
               </w:rPr>
-              <w:t>625</w:t>
+              <w:t>2,412</w:t>
             </w:r>
           </w:p>
         </w:tc>
@@ -8011,7 +8055,7 @@
         </w:trPr>
         <w:tc>
           <w:tcPr>
-            <w:tcW w:type="dxa" w:w="4752"/>
+            <w:tcW w:type="dxa" w:w="3960"/>
           </w:tcPr>
           <w:p>
             <w:pPr>
@@ -8030,6 +8074,34 @@
         </w:tc>
         <w:tc>
           <w:tcPr>
+            <w:tcW w:type="dxa" w:w="1512"/>
+          </w:tcPr>
+          <w:p>
+            <w:pPr>
+              <w:keepNext/>
+              <w:spacing w:after="0" w:line="240" w:lineRule="auto"/>
+              <w:jc w:val="center"/>
+            </w:pPr>
+            <w:r/>
+            <w:r>
+              <w:rPr>
+                <w:sz w:val="18"/>
+              </w:rPr>
+              <w:t>−0.003</w:t>
+            </w:r>
+            <w:r>
+              <w:br/>
+            </w:r>
+            <w:r>
+              <w:rPr>
+                <w:sz w:val="18"/>
+              </w:rPr>
+              <w:t>(0.024)</w:t>
+            </w:r>
+          </w:p>
+        </w:tc>
+        <w:tc>
+          <w:tcPr>
             <w:tcW w:type="dxa" w:w="1656"/>
           </w:tcPr>
           <w:p>
@@ -8043,7 +8115,7 @@
               <w:rPr>
                 <w:sz w:val="18"/>
               </w:rPr>
-              <w:t>−0.003</w:t>
+              <w:t>−0.055*</w:t>
             </w:r>
             <w:r>
               <w:br/>
@@ -8052,13 +8124,13 @@
               <w:rPr>
                 <w:sz w:val="18"/>
               </w:rPr>
-              <w:t>(0.024)</w:t>
-            </w:r>
-          </w:p>
-        </w:tc>
-        <w:tc>
-          <w:tcPr>
-            <w:tcW w:type="dxa" w:w="1800"/>
+              <w:t>(0.030)</w:t>
+            </w:r>
+          </w:p>
+        </w:tc>
+        <w:tc>
+          <w:tcPr>
+            <w:tcW w:type="dxa" w:w="1152"/>
           </w:tcPr>
           <w:p>
             <w:pPr>
@@ -8071,22 +8143,13 @@
               <w:rPr>
                 <w:sz w:val="18"/>
               </w:rPr>
-              <w:t>−0.055*</w:t>
-            </w:r>
-            <w:r>
-              <w:br/>
-            </w:r>
-            <w:r>
-              <w:rPr>
-                <w:sz w:val="18"/>
-              </w:rPr>
-              <w:t>(0.030)</w:t>
-            </w:r>
-          </w:p>
-        </w:tc>
-        <w:tc>
-          <w:tcPr>
-            <w:tcW w:type="dxa" w:w="1152"/>
+              <w:t>615</w:t>
+            </w:r>
+          </w:p>
+        </w:tc>
+        <w:tc>
+          <w:tcPr>
+            <w:tcW w:type="dxa" w:w="1080"/>
           </w:tcPr>
           <w:p>
             <w:pPr>
@@ -8099,7 +8162,7 @@
               <w:rPr>
                 <w:sz w:val="18"/>
               </w:rPr>
-              <w:t>615</w:t>
+              <w:t>2,405</w:t>
             </w:r>
           </w:p>
         </w:tc>
@@ -8110,7 +8173,7 @@
         </w:trPr>
         <w:tc>
           <w:tcPr>
-            <w:tcW w:type="dxa" w:w="4752"/>
+            <w:tcW w:type="dxa" w:w="3960"/>
           </w:tcPr>
           <w:p>
             <w:pPr>
@@ -8129,6 +8192,34 @@
         </w:tc>
         <w:tc>
           <w:tcPr>
+            <w:tcW w:type="dxa" w:w="1512"/>
+          </w:tcPr>
+          <w:p>
+            <w:pPr>
+              <w:keepNext/>
+              <w:spacing w:after="0" w:line="240" w:lineRule="auto"/>
+              <w:jc w:val="center"/>
+            </w:pPr>
+            <w:r/>
+            <w:r>
+              <w:rPr>
+                <w:sz w:val="18"/>
+              </w:rPr>
+              <w:t>−0.019</w:t>
+            </w:r>
+            <w:r>
+              <w:br/>
+            </w:r>
+            <w:r>
+              <w:rPr>
+                <w:sz w:val="18"/>
+              </w:rPr>
+              <w:t>(0.030)</w:t>
+            </w:r>
+          </w:p>
+        </w:tc>
+        <w:tc>
+          <w:tcPr>
             <w:tcW w:type="dxa" w:w="1656"/>
           </w:tcPr>
           <w:p>
@@ -8142,7 +8233,7 @@
               <w:rPr>
                 <w:sz w:val="18"/>
               </w:rPr>
-              <w:t>−0.019</w:t>
+              <w:t>−0.053</w:t>
             </w:r>
             <w:r>
               <w:br/>
@@ -8151,13 +8242,13 @@
               <w:rPr>
                 <w:sz w:val="18"/>
               </w:rPr>
-              <w:t>(0.030)</w:t>
-            </w:r>
-          </w:p>
-        </w:tc>
-        <w:tc>
-          <w:tcPr>
-            <w:tcW w:type="dxa" w:w="1800"/>
+              <w:t>(0.037)</w:t>
+            </w:r>
+          </w:p>
+        </w:tc>
+        <w:tc>
+          <w:tcPr>
+            <w:tcW w:type="dxa" w:w="1152"/>
           </w:tcPr>
           <w:p>
             <w:pPr>
@@ -8170,22 +8261,13 @@
               <w:rPr>
                 <w:sz w:val="18"/>
               </w:rPr>
-              <w:t>−0.053</w:t>
-            </w:r>
-            <w:r>
-              <w:br/>
-            </w:r>
-            <w:r>
-              <w:rPr>
-                <w:sz w:val="18"/>
-              </w:rPr>
-              <w:t>(0.037)</w:t>
-            </w:r>
-          </w:p>
-        </w:tc>
-        <w:tc>
-          <w:tcPr>
-            <w:tcW w:type="dxa" w:w="1152"/>
+              <w:t>585</w:t>
+            </w:r>
+          </w:p>
+        </w:tc>
+        <w:tc>
+          <w:tcPr>
+            <w:tcW w:type="dxa" w:w="1080"/>
           </w:tcPr>
           <w:p>
             <w:pPr>
@@ -8198,7 +8280,7 @@
               <w:rPr>
                 <w:sz w:val="18"/>
               </w:rPr>
-              <w:t>585</w:t>
+              <w:t>2,251</w:t>
             </w:r>
           </w:p>
         </w:tc>
@@ -8209,7 +8291,7 @@
         </w:trPr>
         <w:tc>
           <w:tcPr>
-            <w:tcW w:type="dxa" w:w="4752"/>
+            <w:tcW w:type="dxa" w:w="3960"/>
           </w:tcPr>
           <w:p>
             <w:pPr>
@@ -8228,6 +8310,34 @@
         </w:tc>
         <w:tc>
           <w:tcPr>
+            <w:tcW w:type="dxa" w:w="1512"/>
+          </w:tcPr>
+          <w:p>
+            <w:pPr>
+              <w:keepNext/>
+              <w:spacing w:after="0" w:line="240" w:lineRule="auto"/>
+              <w:jc w:val="center"/>
+            </w:pPr>
+            <w:r/>
+            <w:r>
+              <w:rPr>
+                <w:sz w:val="18"/>
+              </w:rPr>
+              <w:t>−0.063***</w:t>
+            </w:r>
+            <w:r>
+              <w:br/>
+            </w:r>
+            <w:r>
+              <w:rPr>
+                <w:sz w:val="18"/>
+              </w:rPr>
+              <w:t>(0.024)</w:t>
+            </w:r>
+          </w:p>
+        </w:tc>
+        <w:tc>
+          <w:tcPr>
             <w:tcW w:type="dxa" w:w="1656"/>
           </w:tcPr>
           <w:p>
@@ -8241,7 +8351,7 @@
               <w:rPr>
                 <w:sz w:val="18"/>
               </w:rPr>
-              <w:t>−0.063***</w:t>
+              <w:t>−0.051*</w:t>
             </w:r>
             <w:r>
               <w:br/>
@@ -8250,13 +8360,13 @@
               <w:rPr>
                 <w:sz w:val="18"/>
               </w:rPr>
-              <w:t>(0.024)</w:t>
-            </w:r>
-          </w:p>
-        </w:tc>
-        <w:tc>
-          <w:tcPr>
-            <w:tcW w:type="dxa" w:w="1800"/>
+              <w:t>(0.029)</w:t>
+            </w:r>
+          </w:p>
+        </w:tc>
+        <w:tc>
+          <w:tcPr>
+            <w:tcW w:type="dxa" w:w="1152"/>
           </w:tcPr>
           <w:p>
             <w:pPr>
@@ -8269,22 +8379,13 @@
               <w:rPr>
                 <w:sz w:val="18"/>
               </w:rPr>
-              <w:t>−0.051*</w:t>
-            </w:r>
-            <w:r>
-              <w:br/>
-            </w:r>
-            <w:r>
-              <w:rPr>
-                <w:sz w:val="18"/>
-              </w:rPr>
-              <w:t>(0.029)</w:t>
-            </w:r>
-          </w:p>
-        </w:tc>
-        <w:tc>
-          <w:tcPr>
-            <w:tcW w:type="dxa" w:w="1152"/>
+              <w:t>585</w:t>
+            </w:r>
+          </w:p>
+        </w:tc>
+        <w:tc>
+          <w:tcPr>
+            <w:tcW w:type="dxa" w:w="1080"/>
           </w:tcPr>
           <w:p>
             <w:pPr>
@@ -8297,7 +8398,7 @@
               <w:rPr>
                 <w:sz w:val="18"/>
               </w:rPr>
-              <w:t>585</w:t>
+              <w:t>2,251</w:t>
             </w:r>
           </w:p>
         </w:tc>
@@ -8308,7 +8409,7 @@
         </w:trPr>
         <w:tc>
           <w:tcPr>
-            <w:tcW w:type="dxa" w:w="4752"/>
+            <w:tcW w:type="dxa" w:w="3960"/>
           </w:tcPr>
           <w:p>
             <w:pPr>
@@ -8327,6 +8428,34 @@
         </w:tc>
         <w:tc>
           <w:tcPr>
+            <w:tcW w:type="dxa" w:w="1512"/>
+          </w:tcPr>
+          <w:p>
+            <w:pPr>
+              <w:keepNext/>
+              <w:spacing w:after="0" w:line="240" w:lineRule="auto"/>
+              <w:jc w:val="center"/>
+            </w:pPr>
+            <w:r/>
+            <w:r>
+              <w:rPr>
+                <w:sz w:val="18"/>
+              </w:rPr>
+              <w:t>−0.060**</w:t>
+            </w:r>
+            <w:r>
+              <w:br/>
+            </w:r>
+            <w:r>
+              <w:rPr>
+                <w:sz w:val="18"/>
+              </w:rPr>
+              <w:t>(0.024)</w:t>
+            </w:r>
+          </w:p>
+        </w:tc>
+        <w:tc>
+          <w:tcPr>
             <w:tcW w:type="dxa" w:w="1656"/>
           </w:tcPr>
           <w:p>
@@ -8340,7 +8469,7 @@
               <w:rPr>
                 <w:sz w:val="18"/>
               </w:rPr>
-              <w:t>−0.060**</w:t>
+              <w:t>−0.063**</w:t>
             </w:r>
             <w:r>
               <w:br/>
@@ -8349,13 +8478,13 @@
               <w:rPr>
                 <w:sz w:val="18"/>
               </w:rPr>
-              <w:t>(0.024)</w:t>
-            </w:r>
-          </w:p>
-        </w:tc>
-        <w:tc>
-          <w:tcPr>
-            <w:tcW w:type="dxa" w:w="1800"/>
+              <w:t>(0.031)</w:t>
+            </w:r>
+          </w:p>
+        </w:tc>
+        <w:tc>
+          <w:tcPr>
+            <w:tcW w:type="dxa" w:w="1152"/>
           </w:tcPr>
           <w:p>
             <w:pPr>
@@ -8368,22 +8497,13 @@
               <w:rPr>
                 <w:sz w:val="18"/>
               </w:rPr>
-              <w:t>−0.063**</w:t>
-            </w:r>
-            <w:r>
-              <w:br/>
-            </w:r>
-            <w:r>
-              <w:rPr>
-                <w:sz w:val="18"/>
-              </w:rPr>
-              <w:t>(0.031)</w:t>
-            </w:r>
-          </w:p>
-        </w:tc>
-        <w:tc>
-          <w:tcPr>
-            <w:tcW w:type="dxa" w:w="1152"/>
+              <w:t>583</w:t>
+            </w:r>
+          </w:p>
+        </w:tc>
+        <w:tc>
+          <w:tcPr>
+            <w:tcW w:type="dxa" w:w="1080"/>
           </w:tcPr>
           <w:p>
             <w:pPr>
@@ -8396,7 +8516,7 @@
               <w:rPr>
                 <w:sz w:val="18"/>
               </w:rPr>
-              <w:t>583</w:t>
+              <w:t>2,252</w:t>
             </w:r>
           </w:p>
         </w:tc>
@@ -8407,7 +8527,7 @@
         </w:trPr>
         <w:tc>
           <w:tcPr>
-            <w:tcW w:type="dxa" w:w="4752"/>
+            <w:tcW w:type="dxa" w:w="3960"/>
           </w:tcPr>
           <w:p>
             <w:pPr>
@@ -8426,6 +8546,34 @@
         </w:tc>
         <w:tc>
           <w:tcPr>
+            <w:tcW w:type="dxa" w:w="1512"/>
+          </w:tcPr>
+          <w:p>
+            <w:pPr>
+              <w:keepNext/>
+              <w:spacing w:after="0" w:line="240" w:lineRule="auto"/>
+              <w:jc w:val="center"/>
+            </w:pPr>
+            <w:r/>
+            <w:r>
+              <w:rPr>
+                <w:sz w:val="18"/>
+              </w:rPr>
+              <w:t>−0.068***</w:t>
+            </w:r>
+            <w:r>
+              <w:br/>
+            </w:r>
+            <w:r>
+              <w:rPr>
+                <w:sz w:val="18"/>
+              </w:rPr>
+              <w:t>(0.024)</w:t>
+            </w:r>
+          </w:p>
+        </w:tc>
+        <w:tc>
+          <w:tcPr>
             <w:tcW w:type="dxa" w:w="1656"/>
           </w:tcPr>
           <w:p>
@@ -8439,7 +8587,7 @@
               <w:rPr>
                 <w:sz w:val="18"/>
               </w:rPr>
-              <w:t>−0.068***</w:t>
+              <w:t>−0.073**</w:t>
             </w:r>
             <w:r>
               <w:br/>
@@ -8448,13 +8596,13 @@
               <w:rPr>
                 <w:sz w:val="18"/>
               </w:rPr>
-              <w:t>(0.024)</w:t>
-            </w:r>
-          </w:p>
-        </w:tc>
-        <w:tc>
-          <w:tcPr>
-            <w:tcW w:type="dxa" w:w="1800"/>
+              <w:t>(0.030)</w:t>
+            </w:r>
+          </w:p>
+        </w:tc>
+        <w:tc>
+          <w:tcPr>
+            <w:tcW w:type="dxa" w:w="1152"/>
           </w:tcPr>
           <w:p>
             <w:pPr>
@@ -8467,22 +8615,13 @@
               <w:rPr>
                 <w:sz w:val="18"/>
               </w:rPr>
-              <w:t>−0.073**</w:t>
-            </w:r>
-            <w:r>
-              <w:br/>
-            </w:r>
-            <w:r>
-              <w:rPr>
-                <w:sz w:val="18"/>
-              </w:rPr>
-              <w:t>(0.030)</w:t>
-            </w:r>
-          </w:p>
-        </w:tc>
-        <w:tc>
-          <w:tcPr>
-            <w:tcW w:type="dxa" w:w="1152"/>
+              <w:t>613</w:t>
+            </w:r>
+          </w:p>
+        </w:tc>
+        <w:tc>
+          <w:tcPr>
+            <w:tcW w:type="dxa" w:w="1080"/>
           </w:tcPr>
           <w:p>
             <w:pPr>
@@ -8495,7 +8634,7 @@
               <w:rPr>
                 <w:sz w:val="18"/>
               </w:rPr>
-              <w:t>613</w:t>
+              <w:t>2,407</w:t>
             </w:r>
           </w:p>
         </w:tc>
@@ -8506,7 +8645,7 @@
         </w:trPr>
         <w:tc>
           <w:tcPr>
-            <w:tcW w:type="dxa" w:w="4752"/>
+            <w:tcW w:type="dxa" w:w="3960"/>
           </w:tcPr>
           <w:p>
             <w:pPr>
@@ -8525,6 +8664,34 @@
         </w:tc>
         <w:tc>
           <w:tcPr>
+            <w:tcW w:type="dxa" w:w="1512"/>
+          </w:tcPr>
+          <w:p>
+            <w:pPr>
+              <w:keepNext/>
+              <w:spacing w:after="0" w:line="240" w:lineRule="auto"/>
+              <w:jc w:val="center"/>
+            </w:pPr>
+            <w:r/>
+            <w:r>
+              <w:rPr>
+                <w:sz w:val="18"/>
+              </w:rPr>
+              <w:t>0.017</w:t>
+            </w:r>
+            <w:r>
+              <w:br/>
+            </w:r>
+            <w:r>
+              <w:rPr>
+                <w:sz w:val="18"/>
+              </w:rPr>
+              <w:t>(0.040)</w:t>
+            </w:r>
+          </w:p>
+        </w:tc>
+        <w:tc>
+          <w:tcPr>
             <w:tcW w:type="dxa" w:w="1656"/>
           </w:tcPr>
           <w:p>
@@ -8538,7 +8705,7 @@
               <w:rPr>
                 <w:sz w:val="18"/>
               </w:rPr>
-              <w:t>0.017</w:t>
+              <w:t>0.076*</w:t>
             </w:r>
             <w:r>
               <w:br/>
@@ -8547,13 +8714,13 @@
               <w:rPr>
                 <w:sz w:val="18"/>
               </w:rPr>
-              <w:t>(0.040)</w:t>
-            </w:r>
-          </w:p>
-        </w:tc>
-        <w:tc>
-          <w:tcPr>
-            <w:tcW w:type="dxa" w:w="1800"/>
+              <w:t>(0.042)</w:t>
+            </w:r>
+          </w:p>
+        </w:tc>
+        <w:tc>
+          <w:tcPr>
+            <w:tcW w:type="dxa" w:w="1152"/>
           </w:tcPr>
           <w:p>
             <w:pPr>
@@ -8566,22 +8733,13 @@
               <w:rPr>
                 <w:sz w:val="18"/>
               </w:rPr>
-              <w:t>0.076*</w:t>
-            </w:r>
-            <w:r>
-              <w:br/>
-            </w:r>
-            <w:r>
-              <w:rPr>
-                <w:sz w:val="18"/>
-              </w:rPr>
-              <w:t>(0.042)</w:t>
-            </w:r>
-          </w:p>
-        </w:tc>
-        <w:tc>
-          <w:tcPr>
-            <w:tcW w:type="dxa" w:w="1152"/>
+              <w:t>142</w:t>
+            </w:r>
+          </w:p>
+        </w:tc>
+        <w:tc>
+          <w:tcPr>
+            <w:tcW w:type="dxa" w:w="1080"/>
           </w:tcPr>
           <w:p>
             <w:pPr>
@@ -8594,7 +8752,7 @@
               <w:rPr>
                 <w:sz w:val="18"/>
               </w:rPr>
-              <w:t>142</w:t>
+              <w:t>1,952</w:t>
             </w:r>
           </w:p>
         </w:tc>
@@ -8605,7 +8763,7 @@
         </w:trPr>
         <w:tc>
           <w:tcPr>
-            <w:tcW w:type="dxa" w:w="4752"/>
+            <w:tcW w:type="dxa" w:w="3960"/>
           </w:tcPr>
           <w:p>
             <w:pPr>
@@ -8624,6 +8782,34 @@
         </w:tc>
         <w:tc>
           <w:tcPr>
+            <w:tcW w:type="dxa" w:w="1512"/>
+          </w:tcPr>
+          <w:p>
+            <w:pPr>
+              <w:keepNext/>
+              <w:spacing w:after="0" w:line="240" w:lineRule="auto"/>
+              <w:jc w:val="center"/>
+            </w:pPr>
+            <w:r/>
+            <w:r>
+              <w:rPr>
+                <w:sz w:val="18"/>
+              </w:rPr>
+              <w:t>−0.026</w:t>
+            </w:r>
+            <w:r>
+              <w:br/>
+            </w:r>
+            <w:r>
+              <w:rPr>
+                <w:sz w:val="18"/>
+              </w:rPr>
+              <w:t>(0.047)</w:t>
+            </w:r>
+          </w:p>
+        </w:tc>
+        <w:tc>
+          <w:tcPr>
             <w:tcW w:type="dxa" w:w="1656"/>
           </w:tcPr>
           <w:p>
@@ -8637,7 +8823,7 @@
               <w:rPr>
                 <w:sz w:val="18"/>
               </w:rPr>
-              <w:t>−0.026</w:t>
+              <w:t>0.077</w:t>
             </w:r>
             <w:r>
               <w:br/>
@@ -8646,13 +8832,13 @@
               <w:rPr>
                 <w:sz w:val="18"/>
               </w:rPr>
-              <w:t>(0.047)</w:t>
-            </w:r>
-          </w:p>
-        </w:tc>
-        <w:tc>
-          <w:tcPr>
-            <w:tcW w:type="dxa" w:w="1800"/>
+              <w:t>(0.050)</w:t>
+            </w:r>
+          </w:p>
+        </w:tc>
+        <w:tc>
+          <w:tcPr>
+            <w:tcW w:type="dxa" w:w="1152"/>
           </w:tcPr>
           <w:p>
             <w:pPr>
@@ -8665,22 +8851,13 @@
               <w:rPr>
                 <w:sz w:val="18"/>
               </w:rPr>
-              <w:t>0.077</w:t>
-            </w:r>
-            <w:r>
-              <w:br/>
-            </w:r>
-            <w:r>
-              <w:rPr>
-                <w:sz w:val="18"/>
-              </w:rPr>
-              <w:t>(0.050)</w:t>
-            </w:r>
-          </w:p>
-        </w:tc>
-        <w:tc>
-          <w:tcPr>
-            <w:tcW w:type="dxa" w:w="1152"/>
+              <w:t>142</w:t>
+            </w:r>
+          </w:p>
+        </w:tc>
+        <w:tc>
+          <w:tcPr>
+            <w:tcW w:type="dxa" w:w="1080"/>
           </w:tcPr>
           <w:p>
             <w:pPr>
@@ -8693,7 +8870,7 @@
               <w:rPr>
                 <w:sz w:val="18"/>
               </w:rPr>
-              <w:t>142</w:t>
+              <w:t>1,938</w:t>
             </w:r>
           </w:p>
         </w:tc>
@@ -8704,7 +8881,7 @@
         </w:trPr>
         <w:tc>
           <w:tcPr>
-            <w:tcW w:type="dxa" w:w="4752"/>
+            <w:tcW w:type="dxa" w:w="3960"/>
           </w:tcPr>
           <w:p>
             <w:pPr>
@@ -8723,6 +8900,34 @@
         </w:tc>
         <w:tc>
           <w:tcPr>
+            <w:tcW w:type="dxa" w:w="1512"/>
+          </w:tcPr>
+          <w:p>
+            <w:pPr>
+              <w:keepNext/>
+              <w:spacing w:after="0" w:line="240" w:lineRule="auto"/>
+              <w:jc w:val="center"/>
+            </w:pPr>
+            <w:r/>
+            <w:r>
+              <w:rPr>
+                <w:sz w:val="18"/>
+              </w:rPr>
+              <w:t>−0.124***</w:t>
+            </w:r>
+            <w:r>
+              <w:br/>
+            </w:r>
+            <w:r>
+              <w:rPr>
+                <w:sz w:val="18"/>
+              </w:rPr>
+              <w:t>(0.038)</w:t>
+            </w:r>
+          </w:p>
+        </w:tc>
+        <w:tc>
+          <w:tcPr>
             <w:tcW w:type="dxa" w:w="1656"/>
           </w:tcPr>
           <w:p>
@@ -8736,7 +8941,7 @@
               <w:rPr>
                 <w:sz w:val="18"/>
               </w:rPr>
-              <w:t>−0.124***</w:t>
+              <w:t>−0.006</w:t>
             </w:r>
             <w:r>
               <w:br/>
@@ -8745,13 +8950,13 @@
               <w:rPr>
                 <w:sz w:val="18"/>
               </w:rPr>
-              <w:t>(0.038)</w:t>
-            </w:r>
-          </w:p>
-        </w:tc>
-        <w:tc>
-          <w:tcPr>
-            <w:tcW w:type="dxa" w:w="1800"/>
+              <w:t>(0.040)</w:t>
+            </w:r>
+          </w:p>
+        </w:tc>
+        <w:tc>
+          <w:tcPr>
+            <w:tcW w:type="dxa" w:w="1152"/>
           </w:tcPr>
           <w:p>
             <w:pPr>
@@ -8764,22 +8969,13 @@
               <w:rPr>
                 <w:sz w:val="18"/>
               </w:rPr>
-              <w:t>−0.006</w:t>
-            </w:r>
-            <w:r>
-              <w:br/>
-            </w:r>
-            <w:r>
-              <w:rPr>
-                <w:sz w:val="18"/>
-              </w:rPr>
-              <w:t>(0.040)</w:t>
-            </w:r>
-          </w:p>
-        </w:tc>
-        <w:tc>
-          <w:tcPr>
-            <w:tcW w:type="dxa" w:w="1152"/>
+              <w:t>142</w:t>
+            </w:r>
+          </w:p>
+        </w:tc>
+        <w:tc>
+          <w:tcPr>
+            <w:tcW w:type="dxa" w:w="1080"/>
           </w:tcPr>
           <w:p>
             <w:pPr>
@@ -8792,7 +8988,7 @@
               <w:rPr>
                 <w:sz w:val="18"/>
               </w:rPr>
-              <w:t>142</w:t>
+              <w:t>1,938</w:t>
             </w:r>
           </w:p>
         </w:tc>
@@ -8803,7 +8999,7 @@
         </w:trPr>
         <w:tc>
           <w:tcPr>
-            <w:tcW w:type="dxa" w:w="4752"/>
+            <w:tcW w:type="dxa" w:w="3960"/>
             <w:tcBorders>
               <w:bottom w:val="single" w:sz="6" w:color="000000"/>
             </w:tcBorders>
@@ -8819,6 +9015,36 @@
                 <w:sz w:val="18"/>
               </w:rPr>
               <w:t>(10) As (5), cohorts first recorded 2015 to 2020</w:t>
+            </w:r>
+          </w:p>
+        </w:tc>
+        <w:tc>
+          <w:tcPr>
+            <w:tcW w:type="dxa" w:w="1512"/>
+            <w:tcBorders>
+              <w:bottom w:val="single" w:sz="6" w:color="000000"/>
+            </w:tcBorders>
+          </w:tcPr>
+          <w:p>
+            <w:pPr>
+              <w:spacing w:after="0" w:line="240" w:lineRule="auto"/>
+              <w:jc w:val="center"/>
+            </w:pPr>
+            <w:r/>
+            <w:r>
+              <w:rPr>
+                <w:sz w:val="18"/>
+              </w:rPr>
+              <w:t>−0.121***</w:t>
+            </w:r>
+            <w:r>
+              <w:br/>
+            </w:r>
+            <w:r>
+              <w:rPr>
+                <w:sz w:val="18"/>
+              </w:rPr>
+              <w:t>(0.038)</w:t>
             </w:r>
           </w:p>
         </w:tc>
@@ -8839,36 +9065,6 @@
               <w:rPr>
                 <w:sz w:val="18"/>
               </w:rPr>
-              <w:t>−0.121***</w:t>
-            </w:r>
-            <w:r>
-              <w:br/>
-            </w:r>
-            <w:r>
-              <w:rPr>
-                <w:sz w:val="18"/>
-              </w:rPr>
-              <w:t>(0.038)</w:t>
-            </w:r>
-          </w:p>
-        </w:tc>
-        <w:tc>
-          <w:tcPr>
-            <w:tcW w:type="dxa" w:w="1800"/>
-            <w:tcBorders>
-              <w:bottom w:val="single" w:sz="6" w:color="000000"/>
-            </w:tcBorders>
-          </w:tcPr>
-          <w:p>
-            <w:pPr>
-              <w:spacing w:after="0" w:line="240" w:lineRule="auto"/>
-              <w:jc w:val="center"/>
-            </w:pPr>
-            <w:r/>
-            <w:r>
-              <w:rPr>
-                <w:sz w:val="18"/>
-              </w:rPr>
               <w:t>−0.018</w:t>
             </w:r>
             <w:r>
@@ -8900,6 +9096,27 @@
                 <w:sz w:val="18"/>
               </w:rPr>
               <w:t>142</w:t>
+            </w:r>
+          </w:p>
+        </w:tc>
+        <w:tc>
+          <w:tcPr>
+            <w:tcW w:type="dxa" w:w="1080"/>
+            <w:tcBorders>
+              <w:bottom w:val="single" w:sz="6" w:color="000000"/>
+            </w:tcBorders>
+          </w:tcPr>
+          <w:p>
+            <w:pPr>
+              <w:spacing w:after="0" w:line="240" w:lineRule="auto"/>
+              <w:jc w:val="center"/>
+            </w:pPr>
+            <w:r/>
+            <w:r>
+              <w:rPr>
+                <w:sz w:val="18"/>
+              </w:rPr>
+              <w:t>1,938</w:t>
             </w:r>
           </w:p>
         </w:tc>
@@ -8925,7 +9142,7 @@
       </w:pPr>
       <w:r>
         <w:rPr/>
-        <w:t>The reference year thus drives the difference. Moving it from g − 1 to g subtracts from each later estimate the change in log MTB of the same scored firms, relative to the same never-scored firms, between g − 1 and g. The row 4 step is therefore this event-year-0 change, 0.044, averaged with the weights of event years 1 to 4; it is an accounting identity, not a separate estimate. A later dating starts from the high point of the relative MTB path, and part of the decline it reports is the rise in the first recorded year itself. The cohorts observed through event year 4 (rows 7 to 10) show the same pattern more strongly.</w:t>
+        <w:t>The reference year thus drives the difference. Moving it from g − 1 to g subtracts from each later estimate the change in log MTB of the same scored firms, relative to the same never-scored firms, between g − 1 and g. The row 4 step, 0.044, is therefore each cohort's own change between g − 1 and g averaged with the weights of event years 1 to 4, which fall most on the early cohorts observed longest after entry; it is an accounting identity, not a separate estimate, and it is larger than the pooled event-year-0 estimate in Figure 1. Part of the decline under the later dating is thus the rise these cohorts had in the first recorded year itself. The cohorts observed through event year 4 (rows 7 to 10) show the same pattern more strongly.</w:t>
       </w:r>
     </w:p>
     <w:p>
@@ -9033,10 +9250,11 @@
         <w:tblLook w:firstColumn="1" w:firstRow="1" w:lastColumn="0" w:lastRow="0" w:noHBand="0" w:noVBand="1" w:val="04A0"/>
       </w:tblPr>
       <w:tblGrid>
-        <w:gridCol w:w="4320"/>
-        <w:gridCol w:w="1800"/>
-        <w:gridCol w:w="1872"/>
-        <w:gridCol w:w="1296"/>
+        <w:gridCol w:w="3744"/>
+        <w:gridCol w:w="1584"/>
+        <w:gridCol w:w="1655"/>
+        <w:gridCol w:w="1224"/>
+        <w:gridCol w:w="1152"/>
       </w:tblGrid>
       <w:tr>
         <w:trPr>
@@ -9045,7 +9263,7 @@
         </w:trPr>
         <w:tc>
           <w:tcPr>
-            <w:tcW w:type="dxa" w:w="4320"/>
+            <w:tcW w:type="dxa" w:w="3744"/>
             <w:tcBorders>
               <w:top w:val="single" w:sz="6" w:color="000000"/>
               <w:bottom w:val="single" w:sz="6" w:color="000000"/>
@@ -9068,7 +9286,7 @@
         </w:tc>
         <w:tc>
           <w:tcPr>
-            <w:tcW w:type="dxa" w:w="1800"/>
+            <w:tcW w:type="dxa" w:w="1584"/>
             <w:tcBorders>
               <w:top w:val="single" w:sz="6" w:color="000000"/>
               <w:bottom w:val="single" w:sz="6" w:color="000000"/>
@@ -9092,7 +9310,7 @@
         </w:tc>
         <w:tc>
           <w:tcPr>
-            <w:tcW w:type="dxa" w:w="1872"/>
+            <w:tcW w:type="dxa" w:w="1656"/>
             <w:tcBorders>
               <w:top w:val="single" w:sz="6" w:color="000000"/>
               <w:bottom w:val="single" w:sz="6" w:color="000000"/>
@@ -9116,7 +9334,7 @@
         </w:tc>
         <w:tc>
           <w:tcPr>
-            <w:tcW w:type="dxa" w:w="1296"/>
+            <w:tcW w:type="dxa" w:w="1224"/>
             <w:tcBorders>
               <w:top w:val="single" w:sz="6" w:color="000000"/>
               <w:bottom w:val="single" w:sz="6" w:color="000000"/>
@@ -9135,6 +9353,30 @@
                 <w:sz w:val="18"/>
               </w:rPr>
               <w:t>Scored firms in averaged event years</w:t>
+            </w:r>
+          </w:p>
+        </w:tc>
+        <w:tc>
+          <w:tcPr>
+            <w:tcW w:type="dxa" w:w="1152"/>
+            <w:tcBorders>
+              <w:top w:val="single" w:sz="6" w:color="000000"/>
+              <w:bottom w:val="single" w:sz="6" w:color="000000"/>
+            </w:tcBorders>
+          </w:tcPr>
+          <w:p>
+            <w:pPr>
+              <w:keepNext/>
+              <w:spacing w:after="0" w:line="240" w:lineRule="auto"/>
+              <w:jc w:val="center"/>
+            </w:pPr>
+            <w:r/>
+            <w:r>
+              <w:rPr>
+                <w:b/>
+                <w:sz w:val="18"/>
+              </w:rPr>
+              <w:t>Control firms</w:t>
             </w:r>
           </w:p>
         </w:tc>
@@ -9145,7 +9387,7 @@
         </w:trPr>
         <w:tc>
           <w:tcPr>
-            <w:tcW w:type="dxa" w:w="4320"/>
+            <w:tcW w:type="dxa" w:w="3744"/>
           </w:tcPr>
           <w:p>
             <w:pPr>
@@ -9164,7 +9406,7 @@
         </w:tc>
         <w:tc>
           <w:tcPr>
-            <w:tcW w:type="dxa" w:w="1800"/>
+            <w:tcW w:type="dxa" w:w="1584"/>
           </w:tcPr>
           <w:p>
             <w:pPr>
@@ -9192,7 +9434,7 @@
         </w:tc>
         <w:tc>
           <w:tcPr>
-            <w:tcW w:type="dxa" w:w="1872"/>
+            <w:tcW w:type="dxa" w:w="1656"/>
           </w:tcPr>
           <w:p>
             <w:pPr>
@@ -9220,7 +9462,7 @@
         </w:tc>
         <w:tc>
           <w:tcPr>
-            <w:tcW w:type="dxa" w:w="1296"/>
+            <w:tcW w:type="dxa" w:w="1224"/>
           </w:tcPr>
           <w:p>
             <w:pPr>
@@ -9234,6 +9476,25 @@
                 <w:sz w:val="18"/>
               </w:rPr>
               <w:t>625</w:t>
+            </w:r>
+          </w:p>
+        </w:tc>
+        <w:tc>
+          <w:tcPr>
+            <w:tcW w:type="dxa" w:w="1152"/>
+          </w:tcPr>
+          <w:p>
+            <w:pPr>
+              <w:keepNext/>
+              <w:spacing w:after="0" w:line="240" w:lineRule="auto"/>
+              <w:jc w:val="center"/>
+            </w:pPr>
+            <w:r/>
+            <w:r>
+              <w:rPr>
+                <w:sz w:val="18"/>
+              </w:rPr>
+              <w:t>2,412</w:t>
             </w:r>
           </w:p>
         </w:tc>
@@ -9244,7 +9505,7 @@
         </w:trPr>
         <w:tc>
           <w:tcPr>
-            <w:tcW w:type="dxa" w:w="4320"/>
+            <w:tcW w:type="dxa" w:w="3744"/>
           </w:tcPr>
           <w:p>
             <w:pPr>
@@ -9263,7 +9524,7 @@
         </w:tc>
         <w:tc>
           <w:tcPr>
-            <w:tcW w:type="dxa" w:w="1800"/>
+            <w:tcW w:type="dxa" w:w="1584"/>
           </w:tcPr>
           <w:p>
             <w:pPr>
@@ -9291,7 +9552,7 @@
         </w:tc>
         <w:tc>
           <w:tcPr>
-            <w:tcW w:type="dxa" w:w="1872"/>
+            <w:tcW w:type="dxa" w:w="1656"/>
           </w:tcPr>
           <w:p>
             <w:pPr>
@@ -9319,7 +9580,7 @@
         </w:tc>
         <w:tc>
           <w:tcPr>
-            <w:tcW w:type="dxa" w:w="1296"/>
+            <w:tcW w:type="dxa" w:w="1224"/>
           </w:tcPr>
           <w:p>
             <w:pPr>
@@ -9333,6 +9594,25 @@
                 <w:sz w:val="18"/>
               </w:rPr>
               <w:t>625</w:t>
+            </w:r>
+          </w:p>
+        </w:tc>
+        <w:tc>
+          <w:tcPr>
+            <w:tcW w:type="dxa" w:w="1152"/>
+          </w:tcPr>
+          <w:p>
+            <w:pPr>
+              <w:keepNext/>
+              <w:spacing w:after="0" w:line="240" w:lineRule="auto"/>
+              <w:jc w:val="center"/>
+            </w:pPr>
+            <w:r/>
+            <w:r>
+              <w:rPr>
+                <w:sz w:val="18"/>
+              </w:rPr>
+              <w:t>2,412</w:t>
             </w:r>
           </w:p>
         </w:tc>
@@ -9343,7 +9623,7 @@
         </w:trPr>
         <w:tc>
           <w:tcPr>
-            <w:tcW w:type="dxa" w:w="4320"/>
+            <w:tcW w:type="dxa" w:w="3744"/>
           </w:tcPr>
           <w:p>
             <w:pPr>
@@ -9362,7 +9642,7 @@
         </w:tc>
         <w:tc>
           <w:tcPr>
-            <w:tcW w:type="dxa" w:w="1800"/>
+            <w:tcW w:type="dxa" w:w="1584"/>
           </w:tcPr>
           <w:p>
             <w:pPr>
@@ -9390,7 +9670,7 @@
         </w:tc>
         <w:tc>
           <w:tcPr>
-            <w:tcW w:type="dxa" w:w="1872"/>
+            <w:tcW w:type="dxa" w:w="1656"/>
           </w:tcPr>
           <w:p>
             <w:pPr>
@@ -9418,7 +9698,7 @@
         </w:tc>
         <w:tc>
           <w:tcPr>
-            <w:tcW w:type="dxa" w:w="1296"/>
+            <w:tcW w:type="dxa" w:w="1224"/>
           </w:tcPr>
           <w:p>
             <w:pPr>
@@ -9432,6 +9712,25 @@
                 <w:sz w:val="18"/>
               </w:rPr>
               <w:t>625</w:t>
+            </w:r>
+          </w:p>
+        </w:tc>
+        <w:tc>
+          <w:tcPr>
+            <w:tcW w:type="dxa" w:w="1152"/>
+          </w:tcPr>
+          <w:p>
+            <w:pPr>
+              <w:keepNext/>
+              <w:spacing w:after="0" w:line="240" w:lineRule="auto"/>
+              <w:jc w:val="center"/>
+            </w:pPr>
+            <w:r/>
+            <w:r>
+              <w:rPr>
+                <w:sz w:val="18"/>
+              </w:rPr>
+              <w:t>2,412</w:t>
             </w:r>
           </w:p>
         </w:tc>
@@ -9442,7 +9741,7 @@
         </w:trPr>
         <w:tc>
           <w:tcPr>
-            <w:tcW w:type="dxa" w:w="4320"/>
+            <w:tcW w:type="dxa" w:w="3744"/>
           </w:tcPr>
           <w:p>
             <w:pPr>
@@ -9461,7 +9760,7 @@
         </w:tc>
         <w:tc>
           <w:tcPr>
-            <w:tcW w:type="dxa" w:w="1800"/>
+            <w:tcW w:type="dxa" w:w="1584"/>
           </w:tcPr>
           <w:p>
             <w:pPr>
@@ -9489,7 +9788,7 @@
         </w:tc>
         <w:tc>
           <w:tcPr>
-            <w:tcW w:type="dxa" w:w="1872"/>
+            <w:tcW w:type="dxa" w:w="1656"/>
           </w:tcPr>
           <w:p>
             <w:pPr>
@@ -9517,7 +9816,7 @@
         </w:tc>
         <w:tc>
           <w:tcPr>
-            <w:tcW w:type="dxa" w:w="1296"/>
+            <w:tcW w:type="dxa" w:w="1224"/>
           </w:tcPr>
           <w:p>
             <w:pPr>
@@ -9531,6 +9830,25 @@
                 <w:sz w:val="18"/>
               </w:rPr>
               <w:t>625</w:t>
+            </w:r>
+          </w:p>
+        </w:tc>
+        <w:tc>
+          <w:tcPr>
+            <w:tcW w:type="dxa" w:w="1152"/>
+          </w:tcPr>
+          <w:p>
+            <w:pPr>
+              <w:keepNext/>
+              <w:spacing w:after="0" w:line="240" w:lineRule="auto"/>
+              <w:jc w:val="center"/>
+            </w:pPr>
+            <w:r/>
+            <w:r>
+              <w:rPr>
+                <w:sz w:val="18"/>
+              </w:rPr>
+              <w:t>2,412</w:t>
             </w:r>
           </w:p>
         </w:tc>
@@ -9541,7 +9859,7 @@
         </w:trPr>
         <w:tc>
           <w:tcPr>
-            <w:tcW w:type="dxa" w:w="4320"/>
+            <w:tcW w:type="dxa" w:w="3744"/>
           </w:tcPr>
           <w:p>
             <w:pPr>
@@ -9560,7 +9878,7 @@
         </w:tc>
         <w:tc>
           <w:tcPr>
-            <w:tcW w:type="dxa" w:w="1800"/>
+            <w:tcW w:type="dxa" w:w="1584"/>
           </w:tcPr>
           <w:p>
             <w:pPr>
@@ -9588,7 +9906,7 @@
         </w:tc>
         <w:tc>
           <w:tcPr>
-            <w:tcW w:type="dxa" w:w="1872"/>
+            <w:tcW w:type="dxa" w:w="1656"/>
           </w:tcPr>
           <w:p>
             <w:pPr>
@@ -9616,7 +9934,7 @@
         </w:tc>
         <w:tc>
           <w:tcPr>
-            <w:tcW w:type="dxa" w:w="1296"/>
+            <w:tcW w:type="dxa" w:w="1224"/>
           </w:tcPr>
           <w:p>
             <w:pPr>
@@ -9630,6 +9948,25 @@
                 <w:sz w:val="18"/>
               </w:rPr>
               <w:t>625</w:t>
+            </w:r>
+          </w:p>
+        </w:tc>
+        <w:tc>
+          <w:tcPr>
+            <w:tcW w:type="dxa" w:w="1152"/>
+          </w:tcPr>
+          <w:p>
+            <w:pPr>
+              <w:keepNext/>
+              <w:spacing w:after="0" w:line="240" w:lineRule="auto"/>
+              <w:jc w:val="center"/>
+            </w:pPr>
+            <w:r/>
+            <w:r>
+              <w:rPr>
+                <w:sz w:val="18"/>
+              </w:rPr>
+              <w:t>2,412</w:t>
             </w:r>
           </w:p>
         </w:tc>
@@ -9640,7 +9977,7 @@
         </w:trPr>
         <w:tc>
           <w:tcPr>
-            <w:tcW w:type="dxa" w:w="4320"/>
+            <w:tcW w:type="dxa" w:w="3744"/>
           </w:tcPr>
           <w:p>
             <w:pPr>
@@ -9659,7 +9996,7 @@
         </w:tc>
         <w:tc>
           <w:tcPr>
-            <w:tcW w:type="dxa" w:w="1800"/>
+            <w:tcW w:type="dxa" w:w="1584"/>
           </w:tcPr>
           <w:p>
             <w:pPr>
@@ -9687,7 +10024,7 @@
         </w:tc>
         <w:tc>
           <w:tcPr>
-            <w:tcW w:type="dxa" w:w="1872"/>
+            <w:tcW w:type="dxa" w:w="1656"/>
           </w:tcPr>
           <w:p>
             <w:pPr>
@@ -9715,7 +10052,7 @@
         </w:tc>
         <w:tc>
           <w:tcPr>
-            <w:tcW w:type="dxa" w:w="1296"/>
+            <w:tcW w:type="dxa" w:w="1224"/>
           </w:tcPr>
           <w:p>
             <w:pPr>
@@ -9729,6 +10066,25 @@
                 <w:sz w:val="18"/>
               </w:rPr>
               <w:t>592</w:t>
+            </w:r>
+          </w:p>
+        </w:tc>
+        <w:tc>
+          <w:tcPr>
+            <w:tcW w:type="dxa" w:w="1152"/>
+          </w:tcPr>
+          <w:p>
+            <w:pPr>
+              <w:keepNext/>
+              <w:spacing w:after="0" w:line="240" w:lineRule="auto"/>
+              <w:jc w:val="center"/>
+            </w:pPr>
+            <w:r/>
+            <w:r>
+              <w:rPr>
+                <w:sz w:val="18"/>
+              </w:rPr>
+              <w:t>2,396</w:t>
             </w:r>
           </w:p>
         </w:tc>
@@ -9739,7 +10095,7 @@
         </w:trPr>
         <w:tc>
           <w:tcPr>
-            <w:tcW w:type="dxa" w:w="4320"/>
+            <w:tcW w:type="dxa" w:w="3744"/>
           </w:tcPr>
           <w:p>
             <w:pPr>
@@ -9758,7 +10114,7 @@
         </w:tc>
         <w:tc>
           <w:tcPr>
-            <w:tcW w:type="dxa" w:w="1800"/>
+            <w:tcW w:type="dxa" w:w="1584"/>
           </w:tcPr>
           <w:p>
             <w:pPr>
@@ -9786,7 +10142,7 @@
         </w:tc>
         <w:tc>
           <w:tcPr>
-            <w:tcW w:type="dxa" w:w="1872"/>
+            <w:tcW w:type="dxa" w:w="1656"/>
           </w:tcPr>
           <w:p>
             <w:pPr>
@@ -9814,7 +10170,7 @@
         </w:tc>
         <w:tc>
           <w:tcPr>
-            <w:tcW w:type="dxa" w:w="1296"/>
+            <w:tcW w:type="dxa" w:w="1224"/>
           </w:tcPr>
           <w:p>
             <w:pPr>
@@ -9828,6 +10184,25 @@
                 <w:sz w:val="18"/>
               </w:rPr>
               <w:t>586</w:t>
+            </w:r>
+          </w:p>
+        </w:tc>
+        <w:tc>
+          <w:tcPr>
+            <w:tcW w:type="dxa" w:w="1152"/>
+          </w:tcPr>
+          <w:p>
+            <w:pPr>
+              <w:keepNext/>
+              <w:spacing w:after="0" w:line="240" w:lineRule="auto"/>
+              <w:jc w:val="center"/>
+            </w:pPr>
+            <w:r/>
+            <w:r>
+              <w:rPr>
+                <w:sz w:val="18"/>
+              </w:rPr>
+              <w:t>2,412</w:t>
             </w:r>
           </w:p>
         </w:tc>
@@ -9838,7 +10213,7 @@
         </w:trPr>
         <w:tc>
           <w:tcPr>
-            <w:tcW w:type="dxa" w:w="4320"/>
+            <w:tcW w:type="dxa" w:w="3744"/>
           </w:tcPr>
           <w:p>
             <w:pPr>
@@ -9857,7 +10232,7 @@
         </w:tc>
         <w:tc>
           <w:tcPr>
-            <w:tcW w:type="dxa" w:w="1800"/>
+            <w:tcW w:type="dxa" w:w="1584"/>
           </w:tcPr>
           <w:p>
             <w:pPr>
@@ -9885,7 +10260,7 @@
         </w:tc>
         <w:tc>
           <w:tcPr>
-            <w:tcW w:type="dxa" w:w="1872"/>
+            <w:tcW w:type="dxa" w:w="1656"/>
           </w:tcPr>
           <w:p>
             <w:pPr>
@@ -9913,7 +10288,7 @@
         </w:tc>
         <w:tc>
           <w:tcPr>
-            <w:tcW w:type="dxa" w:w="1296"/>
+            <w:tcW w:type="dxa" w:w="1224"/>
           </w:tcPr>
           <w:p>
             <w:pPr>
@@ -9927,6 +10302,25 @@
                 <w:sz w:val="18"/>
               </w:rPr>
               <w:t>487</w:t>
+            </w:r>
+          </w:p>
+        </w:tc>
+        <w:tc>
+          <w:tcPr>
+            <w:tcW w:type="dxa" w:w="1152"/>
+          </w:tcPr>
+          <w:p>
+            <w:pPr>
+              <w:keepNext/>
+              <w:spacing w:after="0" w:line="240" w:lineRule="auto"/>
+              <w:jc w:val="center"/>
+            </w:pPr>
+            <w:r/>
+            <w:r>
+              <w:rPr>
+                <w:sz w:val="18"/>
+              </w:rPr>
+              <w:t>2,412</w:t>
             </w:r>
           </w:p>
         </w:tc>
@@ -9937,7 +10331,7 @@
         </w:trPr>
         <w:tc>
           <w:tcPr>
-            <w:tcW w:type="dxa" w:w="4320"/>
+            <w:tcW w:type="dxa" w:w="3744"/>
           </w:tcPr>
           <w:p>
             <w:pPr>
@@ -9956,7 +10350,7 @@
         </w:tc>
         <w:tc>
           <w:tcPr>
-            <w:tcW w:type="dxa" w:w="1800"/>
+            <w:tcW w:type="dxa" w:w="1584"/>
           </w:tcPr>
           <w:p>
             <w:pPr>
@@ -9984,7 +10378,7 @@
         </w:tc>
         <w:tc>
           <w:tcPr>
-            <w:tcW w:type="dxa" w:w="1872"/>
+            <w:tcW w:type="dxa" w:w="1656"/>
           </w:tcPr>
           <w:p>
             <w:pPr>
@@ -10012,7 +10406,7 @@
         </w:tc>
         <w:tc>
           <w:tcPr>
-            <w:tcW w:type="dxa" w:w="1296"/>
+            <w:tcW w:type="dxa" w:w="1224"/>
           </w:tcPr>
           <w:p>
             <w:pPr>
@@ -10026,6 +10420,25 @@
                 <w:sz w:val="18"/>
               </w:rPr>
               <w:t>420</w:t>
+            </w:r>
+          </w:p>
+        </w:tc>
+        <w:tc>
+          <w:tcPr>
+            <w:tcW w:type="dxa" w:w="1152"/>
+          </w:tcPr>
+          <w:p>
+            <w:pPr>
+              <w:keepNext/>
+              <w:spacing w:after="0" w:line="240" w:lineRule="auto"/>
+              <w:jc w:val="center"/>
+            </w:pPr>
+            <w:r/>
+            <w:r>
+              <w:rPr>
+                <w:sz w:val="18"/>
+              </w:rPr>
+              <w:t>2,407</w:t>
             </w:r>
           </w:p>
         </w:tc>
@@ -10036,7 +10449,7 @@
         </w:trPr>
         <w:tc>
           <w:tcPr>
-            <w:tcW w:type="dxa" w:w="4320"/>
+            <w:tcW w:type="dxa" w:w="3744"/>
           </w:tcPr>
           <w:p>
             <w:pPr>
@@ -10055,7 +10468,7 @@
         </w:tc>
         <w:tc>
           <w:tcPr>
-            <w:tcW w:type="dxa" w:w="1800"/>
+            <w:tcW w:type="dxa" w:w="1584"/>
           </w:tcPr>
           <w:p>
             <w:pPr>
@@ -10083,7 +10496,7 @@
         </w:tc>
         <w:tc>
           <w:tcPr>
-            <w:tcW w:type="dxa" w:w="1872"/>
+            <w:tcW w:type="dxa" w:w="1656"/>
           </w:tcPr>
           <w:p>
             <w:pPr>
@@ -10111,7 +10524,7 @@
         </w:tc>
         <w:tc>
           <w:tcPr>
-            <w:tcW w:type="dxa" w:w="1296"/>
+            <w:tcW w:type="dxa" w:w="1224"/>
           </w:tcPr>
           <w:p>
             <w:pPr>
@@ -10125,6 +10538,25 @@
                 <w:sz w:val="18"/>
               </w:rPr>
               <w:t>487</w:t>
+            </w:r>
+          </w:p>
+        </w:tc>
+        <w:tc>
+          <w:tcPr>
+            <w:tcW w:type="dxa" w:w="1152"/>
+          </w:tcPr>
+          <w:p>
+            <w:pPr>
+              <w:keepNext/>
+              <w:spacing w:after="0" w:line="240" w:lineRule="auto"/>
+              <w:jc w:val="center"/>
+            </w:pPr>
+            <w:r/>
+            <w:r>
+              <w:rPr>
+                <w:sz w:val="18"/>
+              </w:rPr>
+              <w:t>2,412</w:t>
             </w:r>
           </w:p>
         </w:tc>
@@ -10135,7 +10567,7 @@
         </w:trPr>
         <w:tc>
           <w:tcPr>
-            <w:tcW w:type="dxa" w:w="4320"/>
+            <w:tcW w:type="dxa" w:w="3744"/>
             <w:tcBorders>
               <w:bottom w:val="single" w:sz="6" w:color="000000"/>
             </w:tcBorders>
@@ -10156,7 +10588,7 @@
         </w:tc>
         <w:tc>
           <w:tcPr>
-            <w:tcW w:type="dxa" w:w="1800"/>
+            <w:tcW w:type="dxa" w:w="1584"/>
             <w:tcBorders>
               <w:bottom w:val="single" w:sz="6" w:color="000000"/>
             </w:tcBorders>
@@ -10186,7 +10618,7 @@
         </w:tc>
         <w:tc>
           <w:tcPr>
-            <w:tcW w:type="dxa" w:w="1872"/>
+            <w:tcW w:type="dxa" w:w="1656"/>
             <w:tcBorders>
               <w:bottom w:val="single" w:sz="6" w:color="000000"/>
             </w:tcBorders>
@@ -10216,7 +10648,7 @@
         </w:tc>
         <w:tc>
           <w:tcPr>
-            <w:tcW w:type="dxa" w:w="1296"/>
+            <w:tcW w:type="dxa" w:w="1224"/>
             <w:tcBorders>
               <w:bottom w:val="single" w:sz="6" w:color="000000"/>
             </w:tcBorders>
@@ -10232,6 +10664,27 @@
                 <w:sz w:val="18"/>
               </w:rPr>
               <w:t>420</w:t>
+            </w:r>
+          </w:p>
+        </w:tc>
+        <w:tc>
+          <w:tcPr>
+            <w:tcW w:type="dxa" w:w="1152"/>
+            <w:tcBorders>
+              <w:bottom w:val="single" w:sz="6" w:color="000000"/>
+            </w:tcBorders>
+          </w:tcPr>
+          <w:p>
+            <w:pPr>
+              <w:spacing w:after="0" w:line="240" w:lineRule="auto"/>
+              <w:jc w:val="center"/>
+            </w:pPr>
+            <w:r/>
+            <w:r>
+              <w:rPr>
+                <w:sz w:val="18"/>
+              </w:rPr>
+              <w:t>2,407</w:t>
             </w:r>
           </w:p>
         </w:tc>
@@ -11379,7 +11832,7 @@
       </w:pPr>
       <w:r>
         <w:rPr/>
-        <w:t>Missing MTB ratios are not random. Firm-years without one are more often highly levered (book leverage above 0.5 in 25.4% of never-scored firm-years without an MTB ratio, against 8.4% with one) and more often Indonesian (38.9% against 24.1%; Table S8 of the supplementary material). Only 21.5% of never-scored and 24.8% of scored firm-years without an MTB ratio have a market capitalization, so most gaps are missing market data, not negative book equity alone. Among the 50 scored firms that do not enter the MTB estimate, those with base-year total assets have a median similar to that of firms that do (280.3 against 294.3 million U.S. dollars).</w:t>
+        <w:t>Missing MTB ratios are not random. Firm-years without one are more often highly levered (book leverage above 0.5 in 25.4% of never-scored firm-years without an MTB ratio, against 8.4% with one) and more often Indonesian (36.2% against 24.1%; Table S8 of the supplementary material). Only 36.7% of never-scored and 36.6% of scored firm-years without an MTB ratio have a market capitalization, so most gaps are missing market data, not negative book equity alone. Among the 50 scored firms that do not enter the MTB estimate, those with base-year total assets have a median similar to that of firms that do (280.3 against 294.3 million U.S. dollars).</w:t>
       </w:r>
     </w:p>
     <w:p>
@@ -11420,10 +11873,11 @@
         <w:tblLook w:firstColumn="1" w:firstRow="1" w:lastColumn="0" w:lastRow="0" w:noHBand="0" w:noVBand="1" w:val="04A0"/>
       </w:tblPr>
       <w:tblGrid>
-        <w:gridCol w:w="4608"/>
-        <w:gridCol w:w="1728"/>
-        <w:gridCol w:w="1800"/>
+        <w:gridCol w:w="3888"/>
+        <w:gridCol w:w="1584"/>
+        <w:gridCol w:w="1655"/>
         <w:gridCol w:w="1152"/>
+        <w:gridCol w:w="1080"/>
       </w:tblGrid>
       <w:tr>
         <w:trPr>
@@ -11432,7 +11886,7 @@
         </w:trPr>
         <w:tc>
           <w:tcPr>
-            <w:tcW w:type="dxa" w:w="4608"/>
+            <w:tcW w:type="dxa" w:w="3888"/>
             <w:tcBorders>
               <w:top w:val="single" w:sz="6" w:color="000000"/>
               <w:bottom w:val="single" w:sz="6" w:color="000000"/>
@@ -11455,7 +11909,7 @@
         </w:tc>
         <w:tc>
           <w:tcPr>
-            <w:tcW w:type="dxa" w:w="1728"/>
+            <w:tcW w:type="dxa" w:w="1584"/>
             <w:tcBorders>
               <w:top w:val="single" w:sz="6" w:color="000000"/>
               <w:bottom w:val="single" w:sz="6" w:color="000000"/>
@@ -11479,7 +11933,7 @@
         </w:tc>
         <w:tc>
           <w:tcPr>
-            <w:tcW w:type="dxa" w:w="1800"/>
+            <w:tcW w:type="dxa" w:w="1656"/>
             <w:tcBorders>
               <w:top w:val="single" w:sz="6" w:color="000000"/>
               <w:bottom w:val="single" w:sz="6" w:color="000000"/>
@@ -11525,6 +11979,30 @@
             </w:r>
           </w:p>
         </w:tc>
+        <w:tc>
+          <w:tcPr>
+            <w:tcW w:type="dxa" w:w="1080"/>
+            <w:tcBorders>
+              <w:top w:val="single" w:sz="6" w:color="000000"/>
+              <w:bottom w:val="single" w:sz="6" w:color="000000"/>
+            </w:tcBorders>
+          </w:tcPr>
+          <w:p>
+            <w:pPr>
+              <w:keepNext/>
+              <w:spacing w:after="0" w:line="240" w:lineRule="auto"/>
+              <w:jc w:val="center"/>
+            </w:pPr>
+            <w:r/>
+            <w:r>
+              <w:rPr>
+                <w:b/>
+                <w:sz w:val="18"/>
+              </w:rPr>
+              <w:t>Control firms</w:t>
+            </w:r>
+          </w:p>
+        </w:tc>
       </w:tr>
       <w:tr>
         <w:trPr>
@@ -11532,7 +12010,7 @@
         </w:trPr>
         <w:tc>
           <w:tcPr>
-            <w:tcW w:type="dxa" w:w="4608"/>
+            <w:tcW w:type="dxa" w:w="3888"/>
           </w:tcPr>
           <w:p>
             <w:pPr>
@@ -11551,7 +12029,7 @@
         </w:tc>
         <w:tc>
           <w:tcPr>
-            <w:tcW w:type="dxa" w:w="1728"/>
+            <w:tcW w:type="dxa" w:w="1584"/>
           </w:tcPr>
           <w:p>
             <w:pPr>
@@ -11579,7 +12057,7 @@
         </w:tc>
         <w:tc>
           <w:tcPr>
-            <w:tcW w:type="dxa" w:w="1800"/>
+            <w:tcW w:type="dxa" w:w="1656"/>
           </w:tcPr>
           <w:p>
             <w:pPr>
@@ -11621,6 +12099,25 @@
                 <w:sz w:val="18"/>
               </w:rPr>
               <w:t>625</w:t>
+            </w:r>
+          </w:p>
+        </w:tc>
+        <w:tc>
+          <w:tcPr>
+            <w:tcW w:type="dxa" w:w="1080"/>
+          </w:tcPr>
+          <w:p>
+            <w:pPr>
+              <w:keepNext/>
+              <w:spacing w:after="0" w:line="240" w:lineRule="auto"/>
+              <w:jc w:val="center"/>
+            </w:pPr>
+            <w:r/>
+            <w:r>
+              <w:rPr>
+                <w:sz w:val="18"/>
+              </w:rPr>
+              <w:t>2,412</w:t>
             </w:r>
           </w:p>
         </w:tc>
@@ -11631,7 +12128,7 @@
         </w:trPr>
         <w:tc>
           <w:tcPr>
-            <w:tcW w:type="dxa" w:w="4608"/>
+            <w:tcW w:type="dxa" w:w="3888"/>
           </w:tcPr>
           <w:p>
             <w:pPr>
@@ -11650,7 +12147,7 @@
         </w:tc>
         <w:tc>
           <w:tcPr>
-            <w:tcW w:type="dxa" w:w="1728"/>
+            <w:tcW w:type="dxa" w:w="1584"/>
           </w:tcPr>
           <w:p>
             <w:pPr>
@@ -11663,7 +12160,7 @@
         </w:tc>
         <w:tc>
           <w:tcPr>
-            <w:tcW w:type="dxa" w:w="1800"/>
+            <w:tcW w:type="dxa" w:w="1656"/>
           </w:tcPr>
           <w:p>
             <w:pPr>
@@ -11705,6 +12202,25 @@
                 <w:sz w:val="18"/>
               </w:rPr>
               <w:t>624</w:t>
+            </w:r>
+          </w:p>
+        </w:tc>
+        <w:tc>
+          <w:tcPr>
+            <w:tcW w:type="dxa" w:w="1080"/>
+          </w:tcPr>
+          <w:p>
+            <w:pPr>
+              <w:keepNext/>
+              <w:spacing w:after="0" w:line="240" w:lineRule="auto"/>
+              <w:jc w:val="center"/>
+            </w:pPr>
+            <w:r/>
+            <w:r>
+              <w:rPr>
+                <w:sz w:val="18"/>
+              </w:rPr>
+              <w:t>2,409</w:t>
             </w:r>
           </w:p>
         </w:tc>
@@ -11715,7 +12231,7 @@
         </w:trPr>
         <w:tc>
           <w:tcPr>
-            <w:tcW w:type="dxa" w:w="4608"/>
+            <w:tcW w:type="dxa" w:w="3888"/>
           </w:tcPr>
           <w:p>
             <w:pPr>
@@ -11734,7 +12250,7 @@
         </w:tc>
         <w:tc>
           <w:tcPr>
-            <w:tcW w:type="dxa" w:w="1728"/>
+            <w:tcW w:type="dxa" w:w="1584"/>
           </w:tcPr>
           <w:p>
             <w:pPr>
@@ -11762,7 +12278,7 @@
         </w:tc>
         <w:tc>
           <w:tcPr>
-            <w:tcW w:type="dxa" w:w="1800"/>
+            <w:tcW w:type="dxa" w:w="1656"/>
           </w:tcPr>
           <w:p>
             <w:pPr>
@@ -11789,6 +12305,25 @@
                 <w:sz w:val="18"/>
               </w:rPr>
               <w:t>598</w:t>
+            </w:r>
+          </w:p>
+        </w:tc>
+        <w:tc>
+          <w:tcPr>
+            <w:tcW w:type="dxa" w:w="1080"/>
+          </w:tcPr>
+          <w:p>
+            <w:pPr>
+              <w:keepNext/>
+              <w:spacing w:after="0" w:line="240" w:lineRule="auto"/>
+              <w:jc w:val="center"/>
+            </w:pPr>
+            <w:r/>
+            <w:r>
+              <w:rPr>
+                <w:sz w:val="18"/>
+              </w:rPr>
+              <w:t>1,152</w:t>
             </w:r>
           </w:p>
         </w:tc>
@@ -11799,7 +12334,7 @@
         </w:trPr>
         <w:tc>
           <w:tcPr>
-            <w:tcW w:type="dxa" w:w="4608"/>
+            <w:tcW w:type="dxa" w:w="3888"/>
           </w:tcPr>
           <w:p>
             <w:pPr>
@@ -11818,7 +12353,7 @@
         </w:tc>
         <w:tc>
           <w:tcPr>
-            <w:tcW w:type="dxa" w:w="1728"/>
+            <w:tcW w:type="dxa" w:w="1584"/>
           </w:tcPr>
           <w:p>
             <w:pPr>
@@ -11846,7 +12381,7 @@
         </w:tc>
         <w:tc>
           <w:tcPr>
-            <w:tcW w:type="dxa" w:w="1800"/>
+            <w:tcW w:type="dxa" w:w="1656"/>
           </w:tcPr>
           <w:p>
             <w:pPr>
@@ -11873,6 +12408,25 @@
                 <w:sz w:val="18"/>
               </w:rPr>
               <w:t>598</w:t>
+            </w:r>
+          </w:p>
+        </w:tc>
+        <w:tc>
+          <w:tcPr>
+            <w:tcW w:type="dxa" w:w="1080"/>
+          </w:tcPr>
+          <w:p>
+            <w:pPr>
+              <w:keepNext/>
+              <w:spacing w:after="0" w:line="240" w:lineRule="auto"/>
+              <w:jc w:val="center"/>
+            </w:pPr>
+            <w:r/>
+            <w:r>
+              <w:rPr>
+                <w:sz w:val="18"/>
+              </w:rPr>
+              <w:t>2,412</w:t>
             </w:r>
           </w:p>
         </w:tc>
@@ -11883,7 +12437,7 @@
         </w:trPr>
         <w:tc>
           <w:tcPr>
-            <w:tcW w:type="dxa" w:w="4608"/>
+            <w:tcW w:type="dxa" w:w="3888"/>
           </w:tcPr>
           <w:p>
             <w:pPr>
@@ -11902,7 +12456,7 @@
         </w:tc>
         <w:tc>
           <w:tcPr>
-            <w:tcW w:type="dxa" w:w="1728"/>
+            <w:tcW w:type="dxa" w:w="1584"/>
           </w:tcPr>
           <w:p>
             <w:pPr>
@@ -11930,7 +12484,7 @@
         </w:tc>
         <w:tc>
           <w:tcPr>
-            <w:tcW w:type="dxa" w:w="1800"/>
+            <w:tcW w:type="dxa" w:w="1656"/>
           </w:tcPr>
           <w:p>
             <w:pPr>
@@ -11972,6 +12526,25 @@
                 <w:sz w:val="18"/>
               </w:rPr>
               <w:t>615</w:t>
+            </w:r>
+          </w:p>
+        </w:tc>
+        <w:tc>
+          <w:tcPr>
+            <w:tcW w:type="dxa" w:w="1080"/>
+          </w:tcPr>
+          <w:p>
+            <w:pPr>
+              <w:keepNext/>
+              <w:spacing w:after="0" w:line="240" w:lineRule="auto"/>
+              <w:jc w:val="center"/>
+            </w:pPr>
+            <w:r/>
+            <w:r>
+              <w:rPr>
+                <w:sz w:val="18"/>
+              </w:rPr>
+              <w:t>2,408</w:t>
             </w:r>
           </w:p>
         </w:tc>
@@ -11982,7 +12555,7 @@
         </w:trPr>
         <w:tc>
           <w:tcPr>
-            <w:tcW w:type="dxa" w:w="4608"/>
+            <w:tcW w:type="dxa" w:w="3888"/>
           </w:tcPr>
           <w:p>
             <w:pPr>
@@ -12001,7 +12574,7 @@
         </w:tc>
         <w:tc>
           <w:tcPr>
-            <w:tcW w:type="dxa" w:w="1728"/>
+            <w:tcW w:type="dxa" w:w="1584"/>
           </w:tcPr>
           <w:p>
             <w:pPr>
@@ -12029,7 +12602,7 @@
         </w:tc>
         <w:tc>
           <w:tcPr>
-            <w:tcW w:type="dxa" w:w="1800"/>
+            <w:tcW w:type="dxa" w:w="1656"/>
           </w:tcPr>
           <w:p>
             <w:pPr>
@@ -12071,6 +12644,25 @@
                 <w:sz w:val="18"/>
               </w:rPr>
               <w:t>613</w:t>
+            </w:r>
+          </w:p>
+        </w:tc>
+        <w:tc>
+          <w:tcPr>
+            <w:tcW w:type="dxa" w:w="1080"/>
+          </w:tcPr>
+          <w:p>
+            <w:pPr>
+              <w:keepNext/>
+              <w:spacing w:after="0" w:line="240" w:lineRule="auto"/>
+              <w:jc w:val="center"/>
+            </w:pPr>
+            <w:r/>
+            <w:r>
+              <w:rPr>
+                <w:sz w:val="18"/>
+              </w:rPr>
+              <w:t>2,385</w:t>
             </w:r>
           </w:p>
         </w:tc>
@@ -12081,7 +12673,7 @@
         </w:trPr>
         <w:tc>
           <w:tcPr>
-            <w:tcW w:type="dxa" w:w="4608"/>
+            <w:tcW w:type="dxa" w:w="3888"/>
           </w:tcPr>
           <w:p>
             <w:pPr>
@@ -12100,7 +12692,7 @@
         </w:tc>
         <w:tc>
           <w:tcPr>
-            <w:tcW w:type="dxa" w:w="1728"/>
+            <w:tcW w:type="dxa" w:w="1584"/>
           </w:tcPr>
           <w:p>
             <w:pPr>
@@ -12128,7 +12720,7 @@
         </w:tc>
         <w:tc>
           <w:tcPr>
-            <w:tcW w:type="dxa" w:w="1800"/>
+            <w:tcW w:type="dxa" w:w="1656"/>
           </w:tcPr>
           <w:p>
             <w:pPr>
@@ -12170,6 +12762,25 @@
                 <w:sz w:val="18"/>
               </w:rPr>
               <w:t>597</w:t>
+            </w:r>
+          </w:p>
+        </w:tc>
+        <w:tc>
+          <w:tcPr>
+            <w:tcW w:type="dxa" w:w="1080"/>
+          </w:tcPr>
+          <w:p>
+            <w:pPr>
+              <w:keepNext/>
+              <w:spacing w:after="0" w:line="240" w:lineRule="auto"/>
+              <w:jc w:val="center"/>
+            </w:pPr>
+            <w:r/>
+            <w:r>
+              <w:rPr>
+                <w:sz w:val="18"/>
+              </w:rPr>
+              <w:t>2,393</w:t>
             </w:r>
           </w:p>
         </w:tc>
@@ -12180,7 +12791,7 @@
         </w:trPr>
         <w:tc>
           <w:tcPr>
-            <w:tcW w:type="dxa" w:w="4608"/>
+            <w:tcW w:type="dxa" w:w="3888"/>
             <w:tcBorders>
               <w:bottom w:val="single" w:sz="6" w:color="000000"/>
             </w:tcBorders>
@@ -12201,7 +12812,7 @@
         </w:tc>
         <w:tc>
           <w:tcPr>
-            <w:tcW w:type="dxa" w:w="1728"/>
+            <w:tcW w:type="dxa" w:w="1584"/>
             <w:tcBorders>
               <w:bottom w:val="single" w:sz="6" w:color="000000"/>
             </w:tcBorders>
@@ -12231,7 +12842,7 @@
         </w:tc>
         <w:tc>
           <w:tcPr>
-            <w:tcW w:type="dxa" w:w="1800"/>
+            <w:tcW w:type="dxa" w:w="1656"/>
             <w:tcBorders>
               <w:bottom w:val="single" w:sz="6" w:color="000000"/>
             </w:tcBorders>
@@ -12277,6 +12888,27 @@
                 <w:sz w:val="18"/>
               </w:rPr>
               <w:t>625</w:t>
+            </w:r>
+          </w:p>
+        </w:tc>
+        <w:tc>
+          <w:tcPr>
+            <w:tcW w:type="dxa" w:w="1080"/>
+            <w:tcBorders>
+              <w:bottom w:val="single" w:sz="6" w:color="000000"/>
+            </w:tcBorders>
+          </w:tcPr>
+          <w:p>
+            <w:pPr>
+              <w:spacing w:after="0" w:line="240" w:lineRule="auto"/>
+              <w:jc w:val="center"/>
+            </w:pPr>
+            <w:r/>
+            <w:r>
+              <w:rPr>
+                <w:sz w:val="18"/>
+              </w:rPr>
+              <w:t>2,412</w:t>
             </w:r>
           </w:p>
         </w:tc>
@@ -12543,7 +13175,7 @@
       </w:pPr>
       <w:r>
         <w:rPr/>
-        <w:t>The study has eight limitations. First, the provider chooses when to cover a firm, and the post-coverage estimates rest on conditional parallel trends that the pre-coverage estimates question; our sensitivity analysis uses a linear trend and a simplified bound, not the confidence sets of Rambachan and Roth (2023). Second, we observe neither publication dates nor announcement returns. Third, we observe only LSEG coverage, so for firms with earlier FTSE Russell or other scores the event is an additional score. Fourth, the data contain no returns, ownership, or index membership. Fifth, MTB ratios are missing for about a quarter of firm-years, more often for distressed and Indonesian firms, and some market capitalization records contain scale errors. Sixth, Malaysian and Thai firms make up 84.3% of scored firms. Seventh, the sample includes only firms that survived to 2024. Eighth, with an MDE of 0.067 on log MTB, smaller effects would be detected with less than 80% probability.</w:t>
+        <w:t>The study has eight limitations. First, the provider chooses when to cover a firm, and the post-coverage estimates rest on conditional parallel trends that the pre-coverage estimates question; our sensitivity analysis uses a linear trend and a simplified bound, not the confidence sets of Rambachan and Roth (2023). Second, we observe neither publication dates nor announcement returns. Third, we observe only LSEG coverage, so for firms with earlier FTSE Russell or other scores the event is an additional score. Fourth, the data contain no returns, ownership, or index membership. Fifth, MTB ratios are missing for 18.5% of never-scored and 9.0% of scored listed firm-years, more often for distressed and Indonesian firms, and some market capitalization records contain scale errors. Sixth, Malaysian and Thai firms make up 84.3% of scored firms. Seventh, the sample includes only firms that survived to 2024. Eighth, with an MDE of 0.067 on log MTB, smaller effects would be detected with less than 80% probability.</w:t>
       </w:r>
     </w:p>
     <w:p>
@@ -12571,7 +13203,7 @@
       </w:pPr>
       <w:r>
         <w:rPr/>
-        <w:t>Entry into LSEG ESG coverage in five Southeast Asian markets was selective. The firms that received a first recorded score were larger than never-scored firms, and on average their market-to-book ratio had grown 10.0% more than that of similar firms over the five years before entry. The run-up was largest in the Thai and Singaporean wave of 2019 and 2020, present in the remaining cohorts, and not detected in the broad Malaysian wave of 2021 and 2022 (95% interval −7.4% to 15.2%). After entry, the valuation gap stopped widening. Whether coverage itself changed valuations cannot be settled with these data: the answer moves from no detected change (95% interval −0.046 to 0.048 in log MTB) to a decline of 6.6% depending on when investors are assumed to have seen the score, the decline appears only where valuations had run up, and modest departures from parallel trends change either reading.</w:t>
+        <w:t>Entry into LSEG ESG coverage in five Southeast Asian markets was selective. The firms that received a first recorded score were larger than never-scored firms, and on average their market-to-book ratio had grown 10.0% more than that of similar firms from five years to one year before entry. The run-up was largest in the Thai and Singaporean wave of 2019 and 2020, present in the remaining cohorts, and not detected in the broad Malaysian wave of 2021 and 2022 (95% interval −7.4% to 15.2%). After entry, the valuation gap stopped widening. Whether coverage itself changed valuations cannot be settled with these data: the answer moves from no detected change (95% interval −0.046 to 0.048 in log MTB) to a decline of 6.6% depending on when investors are assumed to have seen the score, the decline appears only where valuations had run up, and modest departures from parallel trends change either reading.</w:t>
       </w:r>
     </w:p>
     <w:p>
